--- a/biblioteca/agronomia/05_APOSTILA_ACESSIVEL.docx
+++ b/biblioteca/agronomia/05_APOSTILA_ACESSIVEL.docx
@@ -144,6 +144,12 @@
           <w:t xml:space="preserve">Abrir o jogo</w:t>
         </w:r>
       </w:hyperlink>
+    </w:p>
+    <w:p>
+      <w:pPr>
+        <w:pStyle w:val="BodyText"/>
+      </w:pPr>
+      <w:hyperlink w:anchor="Xa7c0f6d67e773ec475a6343671738a7f5a82383"/>
     </w:p>
     <w:p>
       <w:pPr>
@@ -202,6 +208,12 @@
     </w:p>
     <w:p>
       <w:pPr>
+        <w:pStyle w:val="BodyText"/>
+      </w:pPr>
+      <w:hyperlink w:anchor="X775fbdd1a6d080157ce6f54d3df24bc6d588fca"/>
+    </w:p>
+    <w:p>
+      <w:pPr>
         <w:pStyle w:val="CaptionedFigure"/>
       </w:pPr>
       <w:r>
@@ -257,6 +269,12 @@
     </w:p>
     <w:p>
       <w:pPr>
+        <w:pStyle w:val="BodyText"/>
+      </w:pPr>
+      <w:hyperlink w:anchor="unidade-2-derivadas-a-taxa-instantânea"/>
+    </w:p>
+    <w:p>
+      <w:pPr>
         <w:pStyle w:val="CaptionedFigure"/>
       </w:pPr>
       <w:r>
@@ -312,6 +330,12 @@
     </w:p>
     <w:p>
       <w:pPr>
+        <w:pStyle w:val="BodyText"/>
+      </w:pPr>
+      <w:hyperlink w:anchor="Xaed27b5f05a29a25b2c8c0c0831e817bf591a9e"/>
+    </w:p>
+    <w:p>
+      <w:pPr>
         <w:pStyle w:val="CaptionedFigure"/>
       </w:pPr>
       <w:r>
@@ -364,6 +388,12 @@
       <w:r>
         <w:t xml:space="preserve">Aplicações</w:t>
       </w:r>
+    </w:p>
+    <w:p>
+      <w:pPr>
+        <w:pStyle w:val="BodyText"/>
+      </w:pPr>
+      <w:hyperlink w:anchor="Xf860844287c835f809e8b5f9b75c599dd4135b7"/>
     </w:p>
     <w:p>
       <w:pPr>
@@ -9132,7 +9162,7 @@
               <w:jc w:val="left"/>
             </w:pPr>
             <w:r>
-              <w:t xml:space="preserve">Teto de 90% de cobertura</w:t>
+              <w:t xml:space="preserve">Limite de 90% de cobertura no modelo</w:t>
             </w:r>
           </w:p>
         </w:tc>
@@ -9219,7 +9249,7 @@
         <w:rPr>
           <w:rStyle w:val="VerbatimChar"/>
         </w:rPr>
-        <w:t xml:space="preserve">  ├── x → infinito? → compare GRAUS → teto (assíntota)</w:t>
+        <w:t xml:space="preserve">  ├── x → infinito? → compare GRAUS → limite/assíntota horizontal</w:t>
       </w:r>
       <w:r>
         <w:br/>
@@ -10511,13 +10541,13 @@
         <w:t xml:space="preserve"> </w:t>
       </w:r>
       <w:r>
-        <w:t xml:space="preserve">qual número os dois lados estão convergindo? Antes de fatorar, essa</w:t>
-      </w:r>
-      <w:r>
-        <w:t xml:space="preserve"> </w:t>
-      </w:r>
-      <w:r>
-        <w:t xml:space="preserve">tabela já denuncia a resposta.</w:t>
+        <w:t xml:space="preserve">qual número os dois lados estão convergindo? A tabela sugere a resposta,</w:t>
+      </w:r>
+      <w:r>
+        <w:t xml:space="preserve"> </w:t>
+      </w:r>
+      <w:r>
+        <w:t xml:space="preserve">mas não a prova; a álgebra confirma o limite.</w:t>
       </w:r>
     </w:p>
     <w:p>
@@ -10575,13 +10605,13 @@
         <w:pStyle w:val="BodyText"/>
       </w:pPr>
       <w:r>
-        <w:t xml:space="preserve">Sem fatorar, você não acha o limite — e erra a leitura do ponto de</w:t>
-      </w:r>
-      <w:r>
-        <w:t xml:space="preserve"> </w:t>
-      </w:r>
-      <w:r>
-        <w:t xml:space="preserve">operação.</w:t>
+        <w:t xml:space="preserve">Sem fatorar, você não confirma o limite — e pode errar a leitura do</w:t>
+      </w:r>
+      <w:r>
+        <w:t xml:space="preserve"> </w:t>
+      </w:r>
+      <w:r>
+        <w:t xml:space="preserve">ponto de operação.</w:t>
       </w:r>
     </w:p>
     <w:p>
@@ -10802,7 +10832,7 @@
         <w:t xml:space="preserve"> </w:t>
       </w:r>
       <w:r>
-        <w:t xml:space="preserve">Fatorar revela a resposta que a tabela não mostra.</w:t>
+        <w:t xml:space="preserve">Fatorar confirma a resposta que a tabela apenas sugere.</w:t>
       </w:r>
     </w:p>
     <w:p>
@@ -11688,7 +11718,7 @@
       </w:r>
     </w:p>
     <w:bookmarkEnd w:id="88"/>
-    <w:bookmarkStart w:id="89" w:name="X5663e7577ca0d9b5d74e7fc74a5e726a576ef81"/>
+    <w:bookmarkStart w:id="89" w:name="X8c25d8d1ca854cb4563649a4b045282b5a268f8"/>
     <w:p>
       <w:pPr>
         <w:pStyle w:val="Heading4"/>
@@ -11700,7 +11730,13 @@
         <w:t xml:space="preserve"> </w:t>
       </w:r>
       <w:r>
-        <w:t xml:space="preserve">1.3 — Limite no infinito e assíntota (o "teto" do modelo)</w:t>
+        <w:t xml:space="preserve">1.3 — Limite no infinito e assíntota (o limite de longo prazo do</w:t>
+      </w:r>
+      <w:r>
+        <w:t xml:space="preserve"> </w:t>
+      </w:r>
+      <w:r>
+        <w:t xml:space="preserve">modelo)</w:t>
       </w:r>
     </w:p>
     <w:p>
@@ -11882,16 +11918,55 @@
           <w:bCs/>
           <w:b/>
         </w:rPr>
-        <w:t xml:space="preserve">assíntota</w:t>
-      </w:r>
-      <w:r>
-        <w:t xml:space="preserve">: valor que a curva se</w:t>
-      </w:r>
-      <w:r>
-        <w:t xml:space="preserve"> </w:t>
-      </w:r>
-      <w:r>
-        <w:t xml:space="preserve">aproxima, mas talvez nunca ultrapasse.</w:t>
+        <w:t xml:space="preserve">assíntota horizontal</w:t>
+      </w:r>
+      <w:r>
+        <w:t xml:space="preserve">: a curva se</w:t>
+      </w:r>
+      <w:r>
+        <w:t xml:space="preserve"> </w:t>
+      </w:r>
+      <w:r>
+        <w:t xml:space="preserve">aproxima de</w:t>
+      </w:r>
+      <w:r>
+        <w:t xml:space="preserve"> </w:t>
+      </w:r>
+      <w:r>
+        <w:rPr>
+          <w:rStyle w:val="VerbatimChar"/>
+        </w:rPr>
+        <w:t xml:space="preserve">y=L</w:t>
+      </w:r>
+      <w:r>
+        <w:t xml:space="preserve"> </w:t>
+      </w:r>
+      <w:r>
+        <w:t xml:space="preserve">quando</w:t>
+      </w:r>
+      <w:r>
+        <w:t xml:space="preserve"> </w:t>
+      </w:r>
+      <w:r>
+        <w:rPr>
+          <w:rStyle w:val="VerbatimChar"/>
+        </w:rPr>
+        <w:t xml:space="preserve">x→∞</w:t>
+      </w:r>
+      <w:r>
+        <w:t xml:space="preserve">. A curva pode</w:t>
+      </w:r>
+      <w:r>
+        <w:t xml:space="preserve"> </w:t>
+      </w:r>
+      <w:r>
+        <w:t xml:space="preserve">cruzar essa reta; só a fórmula e o domínio dizem se permanece de um</w:t>
+      </w:r>
+      <w:r>
+        <w:t xml:space="preserve"> </w:t>
+      </w:r>
+      <w:r>
+        <w:t xml:space="preserve">lado.</w:t>
       </w:r>
     </w:p>
     <w:p>
@@ -11929,34 +12004,13 @@
         <w:t xml:space="preserve"> </w:t>
       </w:r>
       <w:r>
-        <w:t xml:space="preserve">— e a resposta costuma ser</w:t>
-      </w:r>
-      <w:r>
-        <w:t xml:space="preserve"> </w:t>
-      </w:r>
-      <w:r>
-        <w:rPr>
-          <w:bCs/>
-          <w:b/>
-        </w:rPr>
-        <w:t xml:space="preserve">"até um</w:t>
-      </w:r>
-      <w:r>
-        <w:rPr>
-          <w:bCs/>
-          <w:b/>
-        </w:rPr>
-        <w:t xml:space="preserve"> </w:t>
-      </w:r>
-      <w:r>
-        <w:rPr>
-          <w:bCs/>
-          <w:b/>
-        </w:rPr>
-        <w:t xml:space="preserve">teto"</w:t>
-      </w:r>
-      <w:r>
-        <w:t xml:space="preserve">.</w:t>
+        <w:t xml:space="preserve">— e a resposta pode ser um limite de longo prazo, não</w:t>
+      </w:r>
+      <w:r>
+        <w:t xml:space="preserve"> </w:t>
+      </w:r>
+      <w:r>
+        <w:t xml:space="preserve">necessariamente um teto físico.</w:t>
       </w:r>
     </w:p>
     <w:p>
@@ -12020,13 +12074,13 @@
         <w:t xml:space="preserve"> </w:t>
       </w:r>
       <w:r>
-        <w:t xml:space="preserve">para infinito. A função pode ir para um teto finito. Olhe os graus, não</w:t>
-      </w:r>
-      <w:r>
-        <w:t xml:space="preserve"> </w:t>
-      </w:r>
-      <w:r>
-        <w:t xml:space="preserve">só o x.</w:t>
+        <w:t xml:space="preserve">para infinito. A função pode ir para um limite horizontal finito. Olhe</w:t>
+      </w:r>
+      <w:r>
+        <w:t xml:space="preserve"> </w:t>
+      </w:r>
+      <w:r>
+        <w:t xml:space="preserve">os graus, não só o x.</w:t>
       </w:r>
     </w:p>
     <w:p>
@@ -12058,7 +12112,7 @@
         <w:t xml:space="preserve"> </w:t>
       </w:r>
       <w:r>
-        <w:t xml:space="preserve">ele anda junto. Chega perto, mas não encosta. Modelo com teto é</w:t>
+        <w:t xml:space="preserve">ele anda junto. Chega perto, mas não encosta. Modelo com saturação é</w:t>
       </w:r>
       <w:r>
         <w:t xml:space="preserve"> </w:t>
@@ -12090,13 +12144,19 @@
         <w:pStyle w:val="BlockText"/>
       </w:pPr>
       <w:r>
-        <w:t xml:space="preserve">Cobertura com teto de 90%: não adianta dobrar pressão para sempre.</w:t>
-      </w:r>
-      <w:r>
-        <w:t xml:space="preserve"> </w:t>
-      </w:r>
-      <w:r>
-        <w:t xml:space="preserve">Limite no infinito prova o teto. Economia decide se vale pagar.</w:t>
+        <w:t xml:space="preserve">Cobertura com limite de 90%: não adianta dobrar pressão para sempre.</w:t>
+      </w:r>
+      <w:r>
+        <w:t xml:space="preserve"> </w:t>
+      </w:r>
+      <w:r>
+        <w:t xml:space="preserve">Limite no infinito confirma a assíntota do modelo; não decide sozinho se</w:t>
+      </w:r>
+      <w:r>
+        <w:t xml:space="preserve"> </w:t>
+      </w:r>
+      <w:r>
+        <w:t xml:space="preserve">o limite é fisicamente plausível nem se vale pagar.</w:t>
       </w:r>
     </w:p>
     <w:p>
@@ -12466,7 +12526,13 @@
         <w:t xml:space="preserve"> </w:t>
       </w:r>
       <w:r>
-        <w:t xml:space="preserve">teto de</w:t>
+        <w:t xml:space="preserve">o limite de longo prazo do</w:t>
+      </w:r>
+      <w:r>
+        <w:t xml:space="preserve"> </w:t>
+      </w:r>
+      <w:r>
+        <w:t xml:space="preserve">modelo é</w:t>
       </w:r>
       <w:r>
         <w:t xml:space="preserve"> </w:t>
@@ -12479,22 +12545,43 @@
         <w:t xml:space="preserve">90%</w:t>
       </w:r>
       <w:r>
-        <w:t xml:space="preserve"> </w:t>
-      </w:r>
-      <w:r>
-        <w:t xml:space="preserve">de cobertura no modelo. Dobrar pressão</w:t>
-      </w:r>
-      <w:r>
-        <w:t xml:space="preserve"> </w:t>
-      </w:r>
-      <w:r>
-        <w:t xml:space="preserve">indefinidamente não leva a 100%. Existe limite de retorno — "vale a pena</w:t>
-      </w:r>
-      <w:r>
-        <w:t xml:space="preserve"> </w:t>
-      </w:r>
-      <w:r>
-        <w:t xml:space="preserve">pagar mais pressão?" é assunto da Unidade 3.</w:t>
+        <w:t xml:space="preserve">. Para</w:t>
+      </w:r>
+      <w:r>
+        <w:t xml:space="preserve"> </w:t>
+      </w:r>
+      <w:r>
+        <w:rPr>
+          <w:rStyle w:val="VerbatimChar"/>
+        </w:rPr>
+        <w:t xml:space="preserve">p&gt;0</w:t>
+      </w:r>
+      <w:r>
+        <w:t xml:space="preserve">,</w:t>
+      </w:r>
+      <w:r>
+        <w:t xml:space="preserve"> </w:t>
+      </w:r>
+      <w:r>
+        <w:rPr>
+          <w:rStyle w:val="VerbatimChar"/>
+        </w:rPr>
+        <w:t xml:space="preserve">C(p)=90−1350/(p+15)&lt;90</w:t>
+      </w:r>
+      <w:r>
+        <w:t xml:space="preserve">, então este modelo específico</w:t>
+      </w:r>
+      <w:r>
+        <w:t xml:space="preserve"> </w:t>
+      </w:r>
+      <w:r>
+        <w:t xml:space="preserve">permanece abaixo de 90%; a assíntota, sozinha, não impede cruzamentos em</w:t>
+      </w:r>
+      <w:r>
+        <w:t xml:space="preserve"> </w:t>
+      </w:r>
+      <w:r>
+        <w:t xml:space="preserve">outros modelos. Dobrar pressão indefinidamente não leva a 100%.</w:t>
       </w:r>
     </w:p>
     <w:p>
@@ -12957,28 +13044,49 @@
         <w:pStyle w:val="Compact"/>
       </w:pPr>
       <w:r>
-        <w:t xml:space="preserve">A curva vertical</w:t>
-      </w:r>
-      <w:r>
-        <w:t xml:space="preserve"> </w:t>
-      </w:r>
-      <w:r>
-        <w:rPr>
-          <w:rStyle w:val="VerbatimChar"/>
-        </w:rPr>
-        <w:t xml:space="preserve">t = 2</w:t>
-      </w:r>
-      <w:r>
-        <w:t xml:space="preserve"> </w:t>
-      </w:r>
-      <w:r>
-        <w:t xml:space="preserve">é a assíntota; a curva nunca</w:t>
-      </w:r>
-      <w:r>
-        <w:t xml:space="preserve"> </w:t>
-      </w:r>
-      <w:r>
-        <w:t xml:space="preserve">cruza essa linha.</w:t>
+        <w:t xml:space="preserve">A reta</w:t>
+      </w:r>
+      <w:r>
+        <w:t xml:space="preserve"> </w:t>
+      </w:r>
+      <w:r>
+        <w:rPr>
+          <w:rStyle w:val="VerbatimChar"/>
+        </w:rPr>
+        <w:t xml:space="preserve">t=2</w:t>
+      </w:r>
+      <w:r>
+        <w:t xml:space="preserve"> </w:t>
+      </w:r>
+      <w:r>
+        <w:t xml:space="preserve">é a assíntota vertical;</w:t>
+      </w:r>
+      <w:r>
+        <w:t xml:space="preserve"> </w:t>
+      </w:r>
+      <w:r>
+        <w:rPr>
+          <w:rStyle w:val="VerbatimChar"/>
+        </w:rPr>
+        <w:t xml:space="preserve">t=2</w:t>
+      </w:r>
+      <w:r>
+        <w:t xml:space="preserve"> </w:t>
+      </w:r>
+      <w:r>
+        <w:t xml:space="preserve">está fora do domínio, então o gráfico não tem ponto nessa linha. Não se</w:t>
+      </w:r>
+      <w:r>
+        <w:t xml:space="preserve"> </w:t>
+      </w:r>
+      <w:r>
+        <w:t xml:space="preserve">confunda essa restrição de domínio com uma regra geral sobre cruzamento</w:t>
+      </w:r>
+      <w:r>
+        <w:t xml:space="preserve"> </w:t>
+      </w:r>
+      <w:r>
+        <w:t xml:space="preserve">de assíntotas.</w:t>
       </w:r>
     </w:p>
     <w:p>
@@ -13300,7 +13408,19 @@
         <w:pStyle w:val="Compact"/>
       </w:pPr>
       <w:r>
-        <w:t xml:space="preserve">Compare. Iguais? Contínua. Diferentes? Buraco.</w:t>
+        <w:t xml:space="preserve">Compare. Iguais? Contínua. Diferentes? Descontínua; se o ponto não</w:t>
+      </w:r>
+      <w:r>
+        <w:t xml:space="preserve"> </w:t>
+      </w:r>
+      <w:r>
+        <w:t xml:space="preserve">existe, há um buraco; se existe com outro valor, é um ponto definido</w:t>
+      </w:r>
+      <w:r>
+        <w:t xml:space="preserve"> </w:t>
+      </w:r>
+      <w:r>
+        <w:t xml:space="preserve">incompatível com o limite.</w:t>
       </w:r>
     </w:p>
     <w:p>
@@ -13359,7 +13479,13 @@
         <w:t xml:space="preserve">nada"</w:t>
       </w:r>
       <w:r>
-        <w:t xml:space="preserve">.</w:t>
+        <w:t xml:space="preserve">. Um ponto definido com valor diferente do limite é outra</w:t>
+      </w:r>
+      <w:r>
+        <w:t xml:space="preserve"> </w:t>
+      </w:r>
+      <w:r>
+        <w:t xml:space="preserve">forma de descontinuidade, não um buraco de domínio.</w:t>
       </w:r>
     </w:p>
     <w:p>
@@ -13477,7 +13603,13 @@
         <w:t xml:space="preserve"> </w:t>
       </w:r>
       <w:r>
-        <w:t xml:space="preserve">a caneta e fez um ponto ao lado. Pulo = você pulou de um andar para</w:t>
+        <w:t xml:space="preserve">a caneta e deixou o ponto sem definição. Se definiu um valor separado, é</w:t>
+      </w:r>
+      <w:r>
+        <w:t xml:space="preserve"> </w:t>
+      </w:r>
+      <w:r>
+        <w:t xml:space="preserve">um ponto incompatível com o limite. Pulo = você pulou de um andar para</w:t>
       </w:r>
       <w:r>
         <w:t xml:space="preserve"> </w:t>
@@ -13635,48 +13767,23 @@
         <w:t xml:space="preserve">Descontínua</w:t>
       </w:r>
       <w:r>
-        <w:rPr>
-          <w:bCs/>
-          <w:b/>
-        </w:rPr>
-        <w:t xml:space="preserve"> </w:t>
-      </w:r>
-      <w:r>
-        <w:rPr>
-          <w:bCs/>
-          <w:b/>
-        </w:rPr>
-        <w:t xml:space="preserve">(buraco).</w:t>
-      </w:r>
-      <w:r>
-        <w:t xml:space="preserve"> </w:t>
-      </w:r>
-      <w:r>
-        <w:t xml:space="preserve">Limite não existe?</w:t>
-      </w:r>
-      <w:r>
-        <w:t xml:space="preserve"> </w:t>
-      </w:r>
-      <w:r>
-        <w:rPr>
-          <w:bCs/>
-          <w:b/>
-        </w:rPr>
-        <w:t xml:space="preserve">Pulo ou parede (assíntota</w:t>
-      </w:r>
-      <w:r>
-        <w:rPr>
-          <w:bCs/>
-          <w:b/>
-        </w:rPr>
-        <w:t xml:space="preserve"> </w:t>
-      </w:r>
-      <w:r>
-        <w:rPr>
-          <w:bCs/>
-          <w:b/>
-        </w:rPr>
-        <w:t xml:space="preserve">vertical).</w:t>
+        <w:t xml:space="preserve">; se o ponto não existe, há um buraco; se</w:t>
+      </w:r>
+      <w:r>
+        <w:t xml:space="preserve"> </w:t>
+      </w:r>
+      <w:r>
+        <w:t xml:space="preserve">existe com outro valor, é um ponto incompatível. Limite não existe?</w:t>
+      </w:r>
+      <w:r>
+        <w:t xml:space="preserve"> </w:t>
+      </w:r>
+      <w:r>
+        <w:rPr>
+          <w:bCs/>
+          <w:b/>
+        </w:rPr>
+        <w:t xml:space="preserve">Pulo ou parede (assíntota vertical).</w:t>
       </w:r>
     </w:p>
     <w:p>
@@ -13838,13 +13945,19 @@
         <w:t xml:space="preserve">descontínua</w:t>
       </w:r>
       <w:r>
-        <w:t xml:space="preserve">: buraco em (3, 6)</w:t>
-      </w:r>
-      <w:r>
-        <w:t xml:space="preserve"> </w:t>
-      </w:r>
-      <w:r>
-        <w:t xml:space="preserve">e o ponto isolado caiu em (3, 0).</w:t>
+        <w:t xml:space="preserve">: o limite é 6, mas</w:t>
+      </w:r>
+      <w:r>
+        <w:t xml:space="preserve"> </w:t>
+      </w:r>
+      <w:r>
+        <w:t xml:space="preserve">o valor definido é 0; há um ponto definido incompatível com o</w:t>
+      </w:r>
+      <w:r>
+        <w:t xml:space="preserve"> </w:t>
+      </w:r>
+      <w:r>
+        <w:t xml:space="preserve">limite.</w:t>
       </w:r>
     </w:p>
     <w:p>
@@ -13901,7 +14014,13 @@
         <w:t xml:space="preserve"> </w:t>
       </w:r>
       <w:r>
-        <w:t xml:space="preserve">3", mas no ponto exato alguém gravou 0. Quem está certo? O limite.</w:t>
+        <w:t xml:space="preserve">3", mas no ponto exato alguém definiu 0. O limite descreve a vizinhança;</w:t>
+      </w:r>
+      <w:r>
+        <w:t xml:space="preserve"> </w:t>
+      </w:r>
+      <w:r>
+        <w:t xml:space="preserve">o valor 0 é uma atribuição do modelo e precisa ser justificada.</w:t>
       </w:r>
     </w:p>
     <w:p>
@@ -14244,7 +14363,7 @@
               <w:jc w:val="left"/>
             </w:pPr>
             <w:r>
-              <w:t xml:space="preserve">5,98</w:t>
+              <w:t xml:space="preserve">5,99</w:t>
             </w:r>
           </w:p>
         </w:tc>
@@ -14256,7 +14375,7 @@
               <w:jc w:val="left"/>
             </w:pPr>
             <w:r>
-              <w:t xml:space="preserve">5,998</w:t>
+              <w:t xml:space="preserve">5,999</w:t>
             </w:r>
           </w:p>
         </w:tc>
@@ -14284,7 +14403,7 @@
               <w:jc w:val="left"/>
             </w:pPr>
             <w:r>
-              <w:t xml:space="preserve">6,002</w:t>
+              <w:t xml:space="preserve">6,001</w:t>
             </w:r>
           </w:p>
         </w:tc>
@@ -14296,7 +14415,7 @@
               <w:jc w:val="left"/>
             </w:pPr>
             <w:r>
-              <w:t xml:space="preserve">6,02</w:t>
+              <w:t xml:space="preserve">6,01</w:t>
             </w:r>
           </w:p>
         </w:tc>
@@ -14499,13 +14618,13 @@
         <w:t xml:space="preserve">Não contínua</w:t>
       </w:r>
       <w:r>
-        <w:t xml:space="preserve">: limite (6) ≠ valor definido P(3) =</w:t>
-      </w:r>
-      <w:r>
-        <w:t xml:space="preserve"> </w:t>
-      </w:r>
-      <w:r>
-        <w:t xml:space="preserve">0. Há um buraco.</w:t>
+        <w:t xml:space="preserve">: limite (6) ≠ valor definido</w:t>
+      </w:r>
+      <w:r>
+        <w:t xml:space="preserve"> </w:t>
+      </w:r>
+      <w:r>
+        <w:t xml:space="preserve">P(3)=0; o ponto definido é incompatível com o limite.</w:t>
       </w:r>
     </w:p>
     <w:p>
@@ -14607,25 +14726,52 @@
         <w:pStyle w:val="BodyText"/>
       </w:pPr>
       <w:r>
-        <w:t xml:space="preserve">(b) Pressão dobrou (15→30), mas cobertura foi de 45% para 60% —</w:t>
-      </w:r>
-      <w:r>
-        <w:t xml:space="preserve"> </w:t>
-      </w:r>
-      <w:r>
-        <w:t xml:space="preserve">cresceu só um terço. O limite em ∞ é 90: cada acréscimo de pressão rende</w:t>
-      </w:r>
-      <w:r>
-        <w:t xml:space="preserve"> </w:t>
-      </w:r>
-      <w:r>
-        <w:t xml:space="preserve">menos. É o "teto" do modelo e o convite para a Unidade 3 (quanto</w:t>
-      </w:r>
-      <w:r>
-        <w:t xml:space="preserve"> </w:t>
-      </w:r>
-      <w:r>
-        <w:t xml:space="preserve">investir vale a pena?).</w:t>
+        <w:t xml:space="preserve">(b) Pressão dobrou (15→30), mas a cobertura foi de 45% para 60% —</w:t>
+      </w:r>
+      <w:r>
+        <w:t xml:space="preserve"> </w:t>
+      </w:r>
+      <w:r>
+        <w:t xml:space="preserve">cresceu só um terço. O limite em ∞ é 90: neste modelo,</w:t>
+      </w:r>
+      <w:r>
+        <w:t xml:space="preserve"> </w:t>
+      </w:r>
+      <w:r>
+        <w:rPr>
+          <w:rStyle w:val="VerbatimChar"/>
+        </w:rPr>
+        <w:t xml:space="preserve">C(p)=90−1350/(p+15)&lt;90</w:t>
+      </w:r>
+      <w:r>
+        <w:t xml:space="preserve"> </w:t>
+      </w:r>
+      <w:r>
+        <w:t xml:space="preserve">para</w:t>
+      </w:r>
+      <w:r>
+        <w:t xml:space="preserve"> </w:t>
+      </w:r>
+      <w:r>
+        <w:rPr>
+          <w:rStyle w:val="VerbatimChar"/>
+        </w:rPr>
+        <w:t xml:space="preserve">p&gt;0</w:t>
+      </w:r>
+      <w:r>
+        <w:t xml:space="preserve">, e cada</w:t>
+      </w:r>
+      <w:r>
+        <w:t xml:space="preserve"> </w:t>
+      </w:r>
+      <w:r>
+        <w:t xml:space="preserve">acréscimo de pressão rende menos. É o limite do modelo, não uma</w:t>
+      </w:r>
+      <w:r>
+        <w:t xml:space="preserve"> </w:t>
+      </w:r>
+      <w:r>
+        <w:t xml:space="preserve">afirmação geral sobre todas as curvas.</w:t>
       </w:r>
     </w:p>
     <w:p>
@@ -14802,7 +14948,22 @@
         <w:rPr>
           <w:rStyle w:val="VerbatimChar"/>
         </w:rPr>
-        <w:t xml:space="preserve">(x−4)(x+4)/(x−4) = x+4</w:t>
+        <w:t xml:space="preserve">(x−4)(x+4)/(x−4)=x+4</w:t>
+      </w:r>
+      <w:r>
+        <w:t xml:space="preserve"> </w:t>
+      </w:r>
+      <w:r>
+        <w:t xml:space="preserve">para</w:t>
+      </w:r>
+      <w:r>
+        <w:t xml:space="preserve"> </w:t>
+      </w:r>
+      <w:r>
+        <w:rPr>
+          <w:rStyle w:val="VerbatimChar"/>
+        </w:rPr>
+        <w:t xml:space="preserve">x≠4</w:t>
       </w:r>
       <w:r>
         <w:t xml:space="preserve">.</w:t>
@@ -15043,7 +15204,22 @@
         <w:rPr>
           <w:rStyle w:val="VerbatimChar"/>
         </w:rPr>
-        <w:t xml:space="preserve">(x−5)(x+5)/(x−5) = x+5</w:t>
+        <w:t xml:space="preserve">(x−5)(x+5)/(x−5)=x+5</w:t>
+      </w:r>
+      <w:r>
+        <w:t xml:space="preserve"> </w:t>
+      </w:r>
+      <w:r>
+        <w:t xml:space="preserve">para</w:t>
+      </w:r>
+      <w:r>
+        <w:t xml:space="preserve"> </w:t>
+      </w:r>
+      <w:r>
+        <w:rPr>
+          <w:rStyle w:val="VerbatimChar"/>
+        </w:rPr>
+        <w:t xml:space="preserve">x≠5</w:t>
       </w:r>
       <w:r>
         <w:t xml:space="preserve"> </w:t>
@@ -15064,13 +15240,7 @@
         <w:t xml:space="preserve"> </w:t>
       </w:r>
       <w:r>
-        <w:t xml:space="preserve">(número de</w:t>
-      </w:r>
-      <w:r>
-        <w:t xml:space="preserve"> </w:t>
-      </w:r>
-      <w:r>
-        <w:t xml:space="preserve">exemplo). Buraco em (5,10).</w:t>
+        <w:t xml:space="preserve">(número de exemplo). Buraco em (5,10).</w:t>
       </w:r>
     </w:p>
     <w:p>
@@ -15088,40 +15258,52 @@
         <w:t xml:space="preserve"> </w:t>
       </w:r>
       <w:r>
-        <w:t xml:space="preserve">Grau 1 em cima e embaixo →</w:t>
-      </w:r>
-      <w:r>
-        <w:t xml:space="preserve"> </w:t>
-      </w:r>
-      <w:r>
-        <w:rPr>
-          <w:rStyle w:val="VerbatimChar"/>
-        </w:rPr>
-        <w:t xml:space="preserve">3/1 = 3</w:t>
-      </w:r>
-      <w:r>
-        <w:t xml:space="preserve"> </w:t>
-      </w:r>
-      <w:r>
-        <w:t xml:space="preserve">(número de exemplo). Assíntota horizontal</w:t>
-      </w:r>
-      <w:r>
-        <w:t xml:space="preserve"> </w:t>
-      </w:r>
-      <w:r>
-        <w:rPr>
-          <w:rStyle w:val="VerbatimChar"/>
-        </w:rPr>
-        <w:t xml:space="preserve">y = 3</w:t>
-      </w:r>
-      <w:r>
-        <w:t xml:space="preserve">. Teto do modelo: por mais que x cresça, G fica perto</w:t>
-      </w:r>
-      <w:r>
-        <w:t xml:space="preserve"> </w:t>
-      </w:r>
-      <w:r>
-        <w:t xml:space="preserve">de 3.</w:t>
+        <w:t xml:space="preserve">grau 1 em cima e embaixo →</w:t>
+      </w:r>
+      <w:r>
+        <w:t xml:space="preserve"> </w:t>
+      </w:r>
+      <w:r>
+        <w:rPr>
+          <w:rStyle w:val="VerbatimChar"/>
+        </w:rPr>
+        <w:t xml:space="preserve">3/1=3</w:t>
+      </w:r>
+      <w:r>
+        <w:t xml:space="preserve"> </w:t>
+      </w:r>
+      <w:r>
+        <w:t xml:space="preserve">(número de exemplo). A assíntota horizontal é</w:t>
+      </w:r>
+      <w:r>
+        <w:t xml:space="preserve"> </w:t>
+      </w:r>
+      <w:r>
+        <w:rPr>
+          <w:rStyle w:val="VerbatimChar"/>
+        </w:rPr>
+        <w:t xml:space="preserve">y=3</w:t>
+      </w:r>
+      <w:r>
+        <w:t xml:space="preserve">; para</w:t>
+      </w:r>
+      <w:r>
+        <w:t xml:space="preserve"> </w:t>
+      </w:r>
+      <w:r>
+        <w:rPr>
+          <w:rStyle w:val="VerbatimChar"/>
+        </w:rPr>
+        <w:t xml:space="preserve">x&gt;0</w:t>
+      </w:r>
+      <w:r>
+        <w:t xml:space="preserve">, este modelo fica abaixo de 3, mas o limite,</w:t>
+      </w:r>
+      <w:r>
+        <w:t xml:space="preserve"> </w:t>
+      </w:r>
+      <w:r>
+        <w:t xml:space="preserve">sozinho, não impede cruzamento em outra função.</w:t>
       </w:r>
     </w:p>
     <w:bookmarkEnd w:id="94"/>
@@ -16074,13 +16256,13 @@
         <w:t xml:space="preserve"> </w:t>
       </w:r>
       <w:r>
-        <w:t xml:space="preserve">(número de exemplo). Teto de</w:t>
-      </w:r>
-      <w:r>
-        <w:t xml:space="preserve"> </w:t>
-      </w:r>
-      <w:r>
-        <w:t xml:space="preserve">90.</w:t>
+        <w:t xml:space="preserve">(número de exemplo). Limite de</w:t>
+      </w:r>
+      <w:r>
+        <w:t xml:space="preserve"> </w:t>
+      </w:r>
+      <w:r>
+        <w:t xml:space="preserve">longo prazo de 90%.</w:t>
       </w:r>
     </w:p>
     <w:p>
@@ -16120,13 +16302,19 @@
         <w:pStyle w:val="BodyText"/>
       </w:pPr>
       <w:r>
-        <w:t xml:space="preserve">Frase: teto prova retorno decrescente. Cada dose extra rende menos</w:t>
-      </w:r>
-      <w:r>
-        <w:t xml:space="preserve"> </w:t>
-      </w:r>
-      <w:r>
-        <w:t xml:space="preserve">perto do teto.</w:t>
+        <w:t xml:space="preserve">Frase: a assíntota de 90% e os valores calculados mostram retorno</w:t>
+      </w:r>
+      <w:r>
+        <w:t xml:space="preserve"> </w:t>
+      </w:r>
+      <w:r>
+        <w:t xml:space="preserve">decrescente neste modelo. O limite não é, sozinho, uma prova de um</w:t>
+      </w:r>
+      <w:r>
+        <w:t xml:space="preserve"> </w:t>
+      </w:r>
+      <w:r>
+        <w:t xml:space="preserve">“teto” físico.</w:t>
       </w:r>
     </w:p>
     <w:p>
@@ -16150,7 +16338,7 @@
         <w:t xml:space="preserve"> </w:t>
       </w:r>
       <w:r>
-        <w:t xml:space="preserve">com buraco:</w:t>
+        <w:t xml:space="preserve">com ponto definido incompatível:</w:t>
       </w:r>
       <w:r>
         <w:t xml:space="preserve"> </w:t>
@@ -16180,13 +16368,13 @@
         <w:t xml:space="preserve"> </w:t>
       </w:r>
       <w:r>
-        <w:t xml:space="preserve">definido à mão. (a) Ache o limite em x = 7. (b) É</w:t>
-      </w:r>
-      <w:r>
-        <w:t xml:space="preserve"> </w:t>
-      </w:r>
-      <w:r>
-        <w:t xml:space="preserve">contínua em 7? (c) Que valor de</w:t>
+        <w:t xml:space="preserve">definido à mão. (a) Ache o limite</w:t>
+      </w:r>
+      <w:r>
+        <w:t xml:space="preserve"> </w:t>
+      </w:r>
+      <w:r>
+        <w:t xml:space="preserve">em x = 7. (b) É contínua em 7? (c) Que valor de</w:t>
       </w:r>
       <w:r>
         <w:t xml:space="preserve"> </w:t>
@@ -16255,19 +16443,28 @@
         <w:rPr>
           <w:rStyle w:val="VerbatimChar"/>
         </w:rPr>
-        <w:t xml:space="preserve">(x − 7)(x + 7)/(x − 7) = x + 7</w:t>
-      </w:r>
-      <w:r>
-        <w:t xml:space="preserve"> </w:t>
-      </w:r>
-      <w:r>
-        <w:t xml:space="preserve">→</w:t>
-      </w:r>
-      <w:r>
-        <w:t xml:space="preserve"> </w:t>
-      </w:r>
-      <w:r>
-        <w:t xml:space="preserve">limite</w:t>
+        <w:t xml:space="preserve">(x−7)(x+7)/(x−7)=x+7</w:t>
+      </w:r>
+      <w:r>
+        <w:t xml:space="preserve"> </w:t>
+      </w:r>
+      <w:r>
+        <w:t xml:space="preserve">para</w:t>
+      </w:r>
+      <w:r>
+        <w:t xml:space="preserve"> </w:t>
+      </w:r>
+      <w:r>
+        <w:rPr>
+          <w:rStyle w:val="VerbatimChar"/>
+        </w:rPr>
+        <w:t xml:space="preserve">x≠7</w:t>
+      </w:r>
+      <w:r>
+        <w:t xml:space="preserve"> </w:t>
+      </w:r>
+      <w:r>
+        <w:t xml:space="preserve">→ limite</w:t>
       </w:r>
       <w:r>
         <w:t xml:space="preserve"> </w:t>
@@ -16290,13 +16487,13 @@
         <w:pStyle w:val="BodyText"/>
       </w:pPr>
       <w:r>
-        <w:t xml:space="preserve">(b) Não contínua. Limite 14 ≠ valor 10. Buraco em (7,14) e ponto</w:t>
-      </w:r>
-      <w:r>
-        <w:t xml:space="preserve"> </w:t>
-      </w:r>
-      <w:r>
-        <w:t xml:space="preserve">isolado em (7,10).</w:t>
+        <w:t xml:space="preserve">(b) Não contínua. Limite 14 ≠ valor definido 10; há um ponto definido</w:t>
+      </w:r>
+      <w:r>
+        <w:t xml:space="preserve"> </w:t>
+      </w:r>
+      <w:r>
+        <w:t xml:space="preserve">incompatível com o limite.</w:t>
       </w:r>
     </w:p>
     <w:p>
@@ -16491,13 +16688,19 @@
         <w:t xml:space="preserve"> </w:t>
       </w:r>
       <w:r>
-        <w:t xml:space="preserve">— só vale se a função for contínua em a. Com</w:t>
-      </w:r>
-      <w:r>
-        <w:t xml:space="preserve"> </w:t>
-      </w:r>
-      <w:r>
-        <w:t xml:space="preserve">buraco, limite ≠ valor.</w:t>
+        <w:t xml:space="preserve">— o valor definido e o limite precisam coincidir</w:t>
+      </w:r>
+      <w:r>
+        <w:t xml:space="preserve"> </w:t>
+      </w:r>
+      <w:r>
+        <w:t xml:space="preserve">para continuidade; um buraco é um caso em que o ponto não está</w:t>
+      </w:r>
+      <w:r>
+        <w:t xml:space="preserve"> </w:t>
+      </w:r>
+      <w:r>
+        <w:t xml:space="preserve">definido.</w:t>
       </w:r>
     </w:p>
     <w:p>
@@ -16519,13 +16722,13 @@
         <w:t xml:space="preserve"> </w:t>
       </w:r>
       <w:r>
-        <w:t xml:space="preserve">— graus iguais, razão 90/1. Teto de 90 (número de</w:t>
-      </w:r>
-      <w:r>
-        <w:t xml:space="preserve"> </w:t>
-      </w:r>
-      <w:r>
-        <w:t xml:space="preserve">exemplo).</w:t>
+        <w:t xml:space="preserve">— graus iguais, razão 90/1. Limite de 90% (número</w:t>
+      </w:r>
+      <w:r>
+        <w:t xml:space="preserve"> </w:t>
+      </w:r>
+      <w:r>
+        <w:t xml:space="preserve">de exemplo).</w:t>
       </w:r>
     </w:p>
     <w:p>
@@ -17150,11 +17353,7 @@
         <w:pStyle w:val="BodyText"/>
       </w:pPr>
       <w:r>
-        <w:rPr>
-          <w:bCs/>
-          <w:b/>
-        </w:rPr>
-        <w:t xml:space="preserve">Gabarito do guia passo a passo — U1 (lacunas preenchidas)</w:t>
+        <w:t xml:space="preserve">Gabarito do guia (abrir depois de tentar)</w:t>
       </w:r>
     </w:p>
     <w:p>
@@ -19639,7 +19838,6 @@
           <w:ilvl w:val="0"/>
           <w:numId w:val="1044"/>
         </w:numPr>
-        <w:pStyle w:val="Compact"/>
       </w:pPr>
       <w:r>
         <w:t xml:space="preserve">Termo a termo:</w:t>
@@ -19687,7 +19885,6 @@
           <w:ilvl w:val="0"/>
           <w:numId w:val="1044"/>
         </w:numPr>
-        <w:pStyle w:val="Compact"/>
       </w:pPr>
       <w:r>
         <w:rPr>
@@ -19705,25 +19902,24 @@
           <w:ilvl w:val="0"/>
           <w:numId w:val="1044"/>
         </w:numPr>
-        <w:pStyle w:val="Compact"/>
-      </w:pPr>
-      <w:r>
-        <w:rPr>
-          <w:rStyle w:val="VerbatimChar"/>
-        </w:rPr>
-        <w:t xml:space="preserve">C'(10) = 10·10 + 40 = 140</w:t>
-      </w:r>
-      <w:r>
-        <w:t xml:space="preserve"> </w:t>
-      </w:r>
-      <w:r>
-        <w:t xml:space="preserve">(unidade fictícia: R$/ha por</w:t>
-      </w:r>
-      <w:r>
-        <w:t xml:space="preserve"> </w:t>
-      </w:r>
-      <w:r>
-        <w:t xml:space="preserve">cada kg/ha a mais).</w:t>
+      </w:pPr>
+      <w:r>
+        <w:rPr>
+          <w:rStyle w:val="VerbatimChar"/>
+        </w:rPr>
+        <w:t xml:space="preserve">C'(10)=140</w:t>
+      </w:r>
+      <w:r>
+        <w:t xml:space="preserve"> </w:t>
+      </w:r>
+      <w:r>
+        <w:t xml:space="preserve">R$/ha por kg/ha a mais (taxa</w:t>
+      </w:r>
+      <w:r>
+        <w:t xml:space="preserve"> </w:t>
+      </w:r>
+      <w:r>
+        <w:t xml:space="preserve">local).</w:t>
       </w:r>
     </w:p>
     <w:p>
@@ -19732,7 +19928,6 @@
           <w:ilvl w:val="0"/>
           <w:numId w:val="1044"/>
         </w:numPr>
-        <w:pStyle w:val="Compact"/>
       </w:pPr>
       <w:r>
         <w:rPr>
@@ -19745,41 +19940,44 @@
         <w:t xml:space="preserve"> </w:t>
       </w:r>
       <w:r>
-        <w:t xml:space="preserve">perto da dose 10 kg/ha, acrescentar</w:t>
-      </w:r>
-      <w:r>
-        <w:t xml:space="preserve"> </w:t>
-      </w:r>
-      <w:r>
-        <w:t xml:space="preserve">mais 1 kg/ha sobe o custo do hectare em torno de 140 (unidade de</w:t>
-      </w:r>
-      <w:r>
-        <w:t xml:space="preserve"> </w:t>
-      </w:r>
-      <w:r>
-        <w:t xml:space="preserve">exemplo). É custo</w:t>
-      </w:r>
-      <w:r>
-        <w:t xml:space="preserve"> </w:t>
-      </w:r>
-      <w:r>
-        <w:rPr>
-          <w:bCs/>
-          <w:b/>
-        </w:rPr>
-        <w:t xml:space="preserve">marginal</w:t>
-      </w:r>
-      <w:r>
-        <w:t xml:space="preserve"> </w:t>
-      </w:r>
-      <w:r>
-        <w:t xml:space="preserve">— assunto da Unidade 3.</w:t>
-      </w:r>
-    </w:p>
-    <w:p>
-      <w:pPr>
-        <w:pStyle w:val="FirstParagraph"/>
-      </w:pPr>
+        <w:t xml:space="preserve">perto da dose 10 kg/ha, um</w:t>
+      </w:r>
+      <w:r>
+        <w:t xml:space="preserve"> </w:t>
+      </w:r>
+      <w:r>
+        <w:t xml:space="preserve">pequeno aumento eleva o custo localmente. Para acrescentar exatamente 1</w:t>
+      </w:r>
+      <w:r>
+        <w:t xml:space="preserve"> </w:t>
+      </w:r>
+      <w:r>
+        <w:t xml:space="preserve">kg/ha, use</w:t>
+      </w:r>
+      <w:r>
+        <w:t xml:space="preserve"> </w:t>
+      </w:r>
+      <w:r>
+        <w:rPr>
+          <w:rStyle w:val="VerbatimChar"/>
+        </w:rPr>
+        <w:t xml:space="preserve">C(11)−C(10)=145</w:t>
+      </w:r>
+      <w:r>
+        <w:t xml:space="preserve"> </w:t>
+      </w:r>
+      <w:r>
+        <w:t xml:space="preserve">(unidades de exemplo), não 140</w:t>
+      </w:r>
+      <w:r>
+        <w:t xml:space="preserve"> </w:t>
+      </w:r>
+      <w:r>
+        <w:t xml:space="preserve">exatos.</w:t>
+      </w:r>
+      <w:r>
+        <w:t xml:space="preserve"> </w:t>
+      </w:r>
       <w:r>
         <w:rPr>
           <w:bCs/>
@@ -26237,13 +26435,46 @@
         <w:pStyle w:val="BodyText"/>
       </w:pPr>
       <w:r>
-        <w:t xml:space="preserve">Frase: perto de 20 ha, cada hectare a mais custa ~190. Marginal, não</w:t>
-      </w:r>
-      <w:r>
-        <w:t xml:space="preserve"> </w:t>
-      </w:r>
-      <w:r>
-        <w:t xml:space="preserve">médio. Orçamento usa este número.</w:t>
+        <w:t xml:space="preserve">Frase: perto de 20 ha, a taxa local é</w:t>
+      </w:r>
+      <w:r>
+        <w:t xml:space="preserve"> </w:t>
+      </w:r>
+      <w:r>
+        <w:rPr>
+          <w:rStyle w:val="VerbatimChar"/>
+        </w:rPr>
+        <w:t xml:space="preserve">C′(20)=190</w:t>
+      </w:r>
+      <w:r>
+        <w:t xml:space="preserve"> </w:t>
+      </w:r>
+      <w:r>
+        <w:t xml:space="preserve">R$/ha.</w:t>
+      </w:r>
+      <w:r>
+        <w:t xml:space="preserve"> </w:t>
+      </w:r>
+      <w:r>
+        <w:t xml:space="preserve">Para 1 ha inteiro,</w:t>
+      </w:r>
+      <w:r>
+        <w:t xml:space="preserve"> </w:t>
+      </w:r>
+      <w:r>
+        <w:rPr>
+          <w:rStyle w:val="VerbatimChar"/>
+        </w:rPr>
+        <w:t xml:space="preserve">C(21)−C(20)=194</w:t>
+      </w:r>
+      <w:r>
+        <w:t xml:space="preserve">; não confunda taxa local</w:t>
+      </w:r>
+      <w:r>
+        <w:t xml:space="preserve"> </w:t>
+      </w:r>
+      <w:r>
+        <w:t xml:space="preserve">com incremento exato.</w:t>
       </w:r>
     </w:p>
     <w:p>
@@ -27187,11 +27418,7 @@
         <w:pStyle w:val="BodyText"/>
       </w:pPr>
       <w:r>
-        <w:rPr>
-          <w:bCs/>
-          <w:b/>
-        </w:rPr>
-        <w:t xml:space="preserve">Gabarito do guia passo a passo — U2 (lacunas preenchidas)</w:t>
+        <w:t xml:space="preserve">Gabarito do guia (abrir depois de tentar)</w:t>
       </w:r>
     </w:p>
     <w:p>
@@ -31760,13 +31987,19 @@
         <w:t xml:space="preserve"> </w:t>
       </w:r>
       <w:r>
-        <w:t xml:space="preserve">a pena?". É a mesma conta: ganho da próxima unidade menos custo</w:t>
-      </w:r>
-      <w:r>
-        <w:t xml:space="preserve"> </w:t>
-      </w:r>
-      <w:r>
-        <w:t xml:space="preserve">dela.</w:t>
+        <w:t xml:space="preserve">a pena?". É a mesma conta: a taxa local do ganho adicional menos a taxa</w:t>
+      </w:r>
+      <w:r>
+        <w:t xml:space="preserve"> </w:t>
+      </w:r>
+      <w:r>
+        <w:t xml:space="preserve">local do custo. Para uma unidade inteira, compare as diferenças</w:t>
+      </w:r>
+      <w:r>
+        <w:t xml:space="preserve"> </w:t>
+      </w:r>
+      <w:r>
+        <w:t xml:space="preserve">exatas.</w:t>
       </w:r>
     </w:p>
     <w:p>
@@ -32719,44 +32952,49 @@
           <w:bCs/>
           <w:b/>
         </w:rPr>
-        <w:t xml:space="preserve">custos marginais</w:t>
-      </w:r>
-      <w:r>
-        <w:t xml:space="preserve">: perto de 100 ha, o próximo</w:t>
-      </w:r>
-      <w:r>
-        <w:t xml:space="preserve"> </w:t>
-      </w:r>
-      <w:r>
-        <w:t xml:space="preserve">hectare custa ~200; perto de 200 ha, custa ~300. O custo marginal de</w:t>
-      </w:r>
-      <w:r>
-        <w:t xml:space="preserve"> </w:t>
-      </w:r>
-      <w:r>
-        <w:t xml:space="preserve">cada hectare adicional</w:t>
-      </w:r>
-      <w:r>
-        <w:t xml:space="preserve"> </w:t>
-      </w:r>
-      <w:r>
-        <w:rPr>
-          <w:bCs/>
-          <w:b/>
-        </w:rPr>
-        <w:t xml:space="preserve">acelera</w:t>
-      </w:r>
-      <w:r>
-        <w:t xml:space="preserve"> </w:t>
-      </w:r>
-      <w:r>
-        <w:t xml:space="preserve">— escala ilimitada não é</w:t>
-      </w:r>
-      <w:r>
-        <w:t xml:space="preserve"> </w:t>
-      </w:r>
-      <w:r>
-        <w:t xml:space="preserve">barata.</w:t>
+        <w:t xml:space="preserve">taxas marginais locais</w:t>
+      </w:r>
+      <w:r>
+        <w:t xml:space="preserve">: perto de 100 ha, a</w:t>
+      </w:r>
+      <w:r>
+        <w:t xml:space="preserve"> </w:t>
+      </w:r>
+      <w:r>
+        <w:t xml:space="preserve">taxa é 200; perto de 200 ha, é 300 (R$/ha). Para um hectare inteiro,</w:t>
+      </w:r>
+      <w:r>
+        <w:t xml:space="preserve"> </w:t>
+      </w:r>
+      <w:r>
+        <w:rPr>
+          <w:rStyle w:val="VerbatimChar"/>
+        </w:rPr>
+        <w:t xml:space="preserve">C(101)−C(100)=200,50</w:t>
+      </w:r>
+      <w:r>
+        <w:t xml:space="preserve"> </w:t>
+      </w:r>
+      <w:r>
+        <w:t xml:space="preserve">e</w:t>
+      </w:r>
+      <w:r>
+        <w:t xml:space="preserve"> </w:t>
+      </w:r>
+      <w:r>
+        <w:rPr>
+          <w:rStyle w:val="VerbatimChar"/>
+        </w:rPr>
+        <w:t xml:space="preserve">C(201)−C(200)=200,50</w:t>
+      </w:r>
+      <w:r>
+        <w:t xml:space="preserve">. A</w:t>
+      </w:r>
+      <w:r>
+        <w:t xml:space="preserve"> </w:t>
+      </w:r>
+      <w:r>
+        <w:t xml:space="preserve">taxa é local, não o custo médio nem uma unidade exata.</w:t>
       </w:r>
     </w:p>
     <w:p>
@@ -35674,11 +35912,7 @@
         <w:pStyle w:val="BodyText"/>
       </w:pPr>
       <w:r>
-        <w:rPr>
-          <w:bCs/>
-          <w:b/>
-        </w:rPr>
-        <w:t xml:space="preserve">Gabarito do guia passo a passo — U3 (lacunas preenchidas)</w:t>
+        <w:t xml:space="preserve">Gabarito do guia (abrir depois de tentar)</w:t>
       </w:r>
     </w:p>
     <w:p>
@@ -36104,7 +36338,13 @@
         <w:t xml:space="preserve"> </w:t>
       </w:r>
       <w:r>
-        <w:t xml:space="preserve">(número = área/total).</w:t>
+        <w:t xml:space="preserve">(número = área com sinal ou total</w:t>
+      </w:r>
+      <w:r>
+        <w:t xml:space="preserve"> </w:t>
+      </w:r>
+      <w:r>
+        <w:t xml:space="preserve">líquido).</w:t>
       </w:r>
     </w:p>
     <w:bookmarkEnd w:id="159"/>
@@ -36386,7 +36626,13 @@
               <w:t xml:space="preserve"> </w:t>
             </w:r>
             <w:r>
-              <w:t xml:space="preserve">com custo fixo</w:t>
+              <w:t xml:space="preserve">com condição inicial (por exemplo,</w:t>
+            </w:r>
+            <w:r>
+              <w:t xml:space="preserve"> </w:t>
+            </w:r>
+            <w:r>
+              <w:t xml:space="preserve">custo fixo)</w:t>
             </w:r>
           </w:p>
         </w:tc>
@@ -36513,13 +36759,19 @@
         <w:t xml:space="preserve"> </w:t>
       </w:r>
       <w:r>
-        <w:t xml:space="preserve">pedacinho de tempo. Linha 2: some as fatias com os olhos: a área total é</w:t>
-      </w:r>
-      <w:r>
-        <w:t xml:space="preserve"> </w:t>
-      </w:r>
-      <w:r>
-        <w:t xml:space="preserve">o total acumulado (mm, kg, R$).</w:t>
+        <w:t xml:space="preserve">pedacinho de tempo. Linha 2: some as fatias com os olhos: quando a taxa</w:t>
+      </w:r>
+      <w:r>
+        <w:t xml:space="preserve"> </w:t>
+      </w:r>
+      <w:r>
+        <w:t xml:space="preserve">é não negativa, a área é o total acumulado; se a taxa cruzar zero, a</w:t>
+      </w:r>
+      <w:r>
+        <w:t xml:space="preserve"> </w:t>
+      </w:r>
+      <w:r>
+        <w:t xml:space="preserve">integral é um total líquido com sinal.</w:t>
       </w:r>
     </w:p>
     <w:p>
@@ -37814,13 +38066,41 @@
         <w:pStyle w:val="BodyText"/>
       </w:pPr>
       <w:r>
-        <w:t xml:space="preserve">Irrigação com taxa variável, chuva acumulada, produção total a partir</w:t>
-      </w:r>
-      <w:r>
-        <w:t xml:space="preserve"> </w:t>
-      </w:r>
-      <w:r>
-        <w:t xml:space="preserve">de uma taxa — tudo é "área sob a curva de taxa" = total.</w:t>
+        <w:t xml:space="preserve">Irrigação com taxa variável, chuva acumulada e produção total a</w:t>
+      </w:r>
+      <w:r>
+        <w:t xml:space="preserve"> </w:t>
+      </w:r>
+      <w:r>
+        <w:t xml:space="preserve">partir de uma taxa usam a</w:t>
+      </w:r>
+      <w:r>
+        <w:t xml:space="preserve"> </w:t>
+      </w:r>
+      <w:r>
+        <w:rPr>
+          <w:bCs/>
+          <w:b/>
+        </w:rPr>
+        <w:t xml:space="preserve">área com sinal</w:t>
+      </w:r>
+      <w:r>
+        <w:t xml:space="preserve"> </w:t>
+      </w:r>
+      <w:r>
+        <w:t xml:space="preserve">sob a curva.</w:t>
+      </w:r>
+      <w:r>
+        <w:t xml:space="preserve"> </w:t>
+      </w:r>
+      <w:r>
+        <w:t xml:space="preserve">Quando a taxa é não negativa, essa área coincide com o total; quando ela</w:t>
+      </w:r>
+      <w:r>
+        <w:t xml:space="preserve"> </w:t>
+      </w:r>
+      <w:r>
+        <w:t xml:space="preserve">cruza zero, a integral é o saldo líquido.</w:t>
       </w:r>
     </w:p>
     <w:p>
@@ -38995,7 +39275,88 @@
         <w:pStyle w:val="BodyText"/>
       </w:pPr>
       <w:r>
-        <w:t xml:space="preserve">Daí sai a única função que interessa.</w:t>
+        <w:t xml:space="preserve">Daí sai a única função que interessa. Quando a antiderivativa base é</w:t>
+      </w:r>
+      <w:r>
+        <w:t xml:space="preserve"> </w:t>
+      </w:r>
+      <w:r>
+        <w:t xml:space="preserve">escolhida com</w:t>
+      </w:r>
+      <w:r>
+        <w:t xml:space="preserve"> </w:t>
+      </w:r>
+      <w:r>
+        <w:rPr>
+          <w:rStyle w:val="VerbatimChar"/>
+        </w:rPr>
+        <w:t xml:space="preserve">F(0)=0</w:t>
+      </w:r>
+      <w:r>
+        <w:t xml:space="preserve">, a letra</w:t>
+      </w:r>
+      <w:r>
+        <w:t xml:space="preserve"> </w:t>
+      </w:r>
+      <w:r>
+        <w:rPr>
+          <w:rStyle w:val="VerbatimChar"/>
+        </w:rPr>
+        <w:t xml:space="preserve">C</w:t>
+      </w:r>
+      <w:r>
+        <w:t xml:space="preserve"> </w:t>
+      </w:r>
+      <w:r>
+        <w:t xml:space="preserve">coincide com o</w:t>
+      </w:r>
+      <w:r>
+        <w:t xml:space="preserve"> </w:t>
+      </w:r>
+      <w:r>
+        <w:t xml:space="preserve">valor inicial da função; em geral, a condição inicial é que determina</w:t>
+      </w:r>
+      <w:r>
+        <w:t xml:space="preserve"> </w:t>
+      </w:r>
+      <w:r>
+        <w:rPr>
+          <w:rStyle w:val="VerbatimChar"/>
+        </w:rPr>
+        <w:t xml:space="preserve">C</w:t>
+      </w:r>
+      <w:r>
+        <w:t xml:space="preserve">. Ela não é automaticamente um custo fixo. Se</w:t>
+      </w:r>
+      <w:r>
+        <w:t xml:space="preserve"> </w:t>
+      </w:r>
+      <w:r>
+        <w:rPr>
+          <w:rStyle w:val="VerbatimChar"/>
+        </w:rPr>
+        <w:t xml:space="preserve">C(0)=0</w:t>
+      </w:r>
+      <w:r>
+        <w:t xml:space="preserve">, não há custo inicial; se</w:t>
+      </w:r>
+      <w:r>
+        <w:t xml:space="preserve"> </w:t>
+      </w:r>
+      <w:r>
+        <w:rPr>
+          <w:rStyle w:val="VerbatimChar"/>
+        </w:rPr>
+        <w:t xml:space="preserve">C(0)=5000</w:t>
+      </w:r>
+      <w:r>
+        <w:t xml:space="preserve">, há</w:t>
+      </w:r>
+      <w:r>
+        <w:t xml:space="preserve"> </w:t>
+      </w:r>
+      <w:r>
+        <w:t xml:space="preserve">5000 no instante inicial.</w:t>
       </w:r>
     </w:p>
     <w:p>
@@ -40781,91 +41142,61 @@
         <w:pStyle w:val="FirstParagraph"/>
       </w:pPr>
       <w:r>
-        <w:t xml:space="preserve">A integração por partes vem do produto: se</w:t>
-      </w:r>
-      <w:r>
-        <w:t xml:space="preserve"> </w:t>
-      </w:r>
-      <w:r>
-        <w:rPr>
-          <w:rStyle w:val="VerbatimChar"/>
-        </w:rPr>
-        <w:t xml:space="preserve">u = v'</w:t>
-      </w:r>
-      <w:r>
-        <w:t xml:space="preserve">, então</w:t>
-      </w:r>
-      <w:r>
-        <w:t xml:space="preserve"> </w:t>
-      </w:r>
-      <w:r>
-        <w:rPr>
-          <w:rStyle w:val="VerbatimChar"/>
-        </w:rPr>
-        <w:t xml:space="preserve">(uv)' = u'v + uv'</w:t>
-      </w:r>
-      <w:r>
-        <w:t xml:space="preserve">. Rearranje e integre para obter</w:t>
-      </w:r>
-      <w:r>
-        <w:t xml:space="preserve"> </w:t>
-      </w:r>
-      <w:r>
-        <w:rPr>
-          <w:rStyle w:val="VerbatimChar"/>
-        </w:rPr>
-        <w:t xml:space="preserve">∫u\,dv = uv − ∫v\,du</w:t>
-      </w:r>
-      <w:r>
-        <w:t xml:space="preserve">. Ela é adequada quando o produto</w:t>
-      </w:r>
-      <w:r>
-        <w:t xml:space="preserve"> </w:t>
-      </w:r>
-      <w:r>
-        <w:t xml:space="preserve">contém um fator que pode ser integrado facilmente e o outro que pode ser</w:t>
-      </w:r>
-      <w:r>
-        <w:t xml:space="preserve"> </w:t>
-      </w:r>
-      <w:r>
-        <w:t xml:space="preserve">derivado sem dificuldade; escolher</w:t>
-      </w:r>
-      <w:r>
-        <w:t xml:space="preserve"> </w:t>
-      </w:r>
-      <w:r>
-        <w:rPr>
-          <w:rStyle w:val="VerbatimChar"/>
-        </w:rPr>
-        <w:t xml:space="preserve">u</w:t>
-      </w:r>
-      <w:r>
-        <w:t xml:space="preserve"> </w:t>
-      </w:r>
-      <w:r>
-        <w:t xml:space="preserve">e</w:t>
-      </w:r>
-      <w:r>
-        <w:t xml:space="preserve"> </w:t>
-      </w:r>
-      <w:r>
-        <w:rPr>
-          <w:rStyle w:val="VerbatimChar"/>
-        </w:rPr>
-        <w:t xml:space="preserve">dv</w:t>
-      </w:r>
-      <w:r>
-        <w:t xml:space="preserve"> </w:t>
-      </w:r>
-      <w:r>
-        <w:t xml:space="preserve">é a</w:t>
-      </w:r>
-      <w:r>
-        <w:t xml:space="preserve"> </w:t>
-      </w:r>
-      <w:r>
-        <w:t xml:space="preserve">decisão matemática central.</w:t>
+        <w:t xml:space="preserve">A integração por parts vem do produto:</w:t>
+      </w:r>
+      <w:r>
+        <w:t xml:space="preserve"> </w:t>
+      </w:r>
+      <w:r>
+        <w:rPr>
+          <w:rStyle w:val="VerbatimChar"/>
+        </w:rPr>
+        <w:t xml:space="preserve">(uv)'=u'v+uv'</w:t>
+      </w:r>
+      <w:r>
+        <w:t xml:space="preserve">.</w:t>
+      </w:r>
+      <w:r>
+        <w:t xml:space="preserve"> </w:t>
+      </w:r>
+      <w:r>
+        <w:t xml:space="preserve">Rearranjando e integrando, obtemos</w:t>
+      </w:r>
+      <w:r>
+        <w:t xml:space="preserve"> </w:t>
+      </w:r>
+      <w:r>
+        <w:rPr>
+          <w:rStyle w:val="VerbatimChar"/>
+        </w:rPr>
+        <w:t xml:space="preserve">∫u\,dv=uv−∫v\,du</w:t>
+      </w:r>
+      <w:r>
+        <w:t xml:space="preserve">. Não é</w:t>
+      </w:r>
+      <w:r>
+        <w:t xml:space="preserve"> </w:t>
+      </w:r>
+      <w:r>
+        <w:t xml:space="preserve">necessário que</w:t>
+      </w:r>
+      <w:r>
+        <w:t xml:space="preserve"> </w:t>
+      </w:r>
+      <w:r>
+        <w:rPr>
+          <w:rStyle w:val="VerbatimChar"/>
+        </w:rPr>
+        <w:t xml:space="preserve">u=v'</w:t>
+      </w:r>
+      <w:r>
+        <w:t xml:space="preserve">; basta escolher uma parte que</w:t>
+      </w:r>
+      <w:r>
+        <w:t xml:space="preserve"> </w:t>
+      </w:r>
+      <w:r>
+        <w:t xml:space="preserve">simplifique a derivação e outra cuja antiderivada seja fácil.</w:t>
       </w:r>
     </w:p>
     <w:p>
@@ -41538,7 +41869,13 @@
         <w:t xml:space="preserve"> </w:t>
       </w:r>
       <w:r>
-        <w:t xml:space="preserve">comprimento do intervalo. Isso confirma que integral é área/total.</w:t>
+        <w:t xml:space="preserve">comprimento do intervalo. Isso confirma o cálculo da área; a leitura</w:t>
+      </w:r>
+      <w:r>
+        <w:t xml:space="preserve"> </w:t>
+      </w:r>
+      <w:r>
+        <w:t xml:space="preserve">como total pressupõe taxa não negativa.</w:t>
       </w:r>
     </w:p>
     <w:bookmarkEnd w:id="171"/>
@@ -43762,11 +44099,7 @@
         <w:pStyle w:val="BodyText"/>
       </w:pPr>
       <w:r>
-        <w:rPr>
-          <w:bCs/>
-          <w:b/>
-        </w:rPr>
-        <w:t xml:space="preserve">Gabarito do guia passo a passo — U4 (lacunas preenchidas)</w:t>
+        <w:t xml:space="preserve">Gabarito do guia (abrir depois de tentar)</w:t>
       </w:r>
     </w:p>
     <w:p>
@@ -44005,7 +44338,7 @@
           <w:iCs/>
           <w:i/>
         </w:rPr>
-        <w:t xml:space="preserve">"Minha praga dobrou em 5 dias. Meu</w:t>
+        <w:t xml:space="preserve">"Minha praga mais que dobrou em 5 dias.</w:t>
       </w:r>
       <w:r>
         <w:rPr>
@@ -44019,7 +44352,7 @@
           <w:iCs/>
           <w:i/>
         </w:rPr>
-        <w:t xml:space="preserve">resíduo caiu pela metade em 14. Os dois são a mesma conta, com sinal</w:t>
+        <w:t xml:space="preserve">Meu resíduo caiu pela metade em cerca de 14 dias. Os dois usam a mesma</w:t>
       </w:r>
       <w:r>
         <w:rPr>
@@ -44033,7 +44366,7 @@
           <w:iCs/>
           <w:i/>
         </w:rPr>
-        <w:t xml:space="preserve">trocado."</w:t>
+        <w:t xml:space="preserve">conta, com sinal trocado."</w:t>
       </w:r>
     </w:p>
     <w:p>
@@ -44041,22 +44374,22 @@
         <w:pStyle w:val="BodyText"/>
       </w:pPr>
       <w:r>
-        <w:t xml:space="preserve">O Zé tinha 500 insetos. Com taxa proporcional contínua de</w:t>
-      </w:r>
-      <w:r>
-        <w:t xml:space="preserve"> </w:t>
-      </w:r>
-      <w:r>
-        <w:rPr>
-          <w:rStyle w:val="VerbatimChar"/>
-        </w:rPr>
-        <w:t xml:space="preserve">k=0,2 por dia</w:t>
-      </w:r>
-      <w:r>
-        <w:t xml:space="preserve"> </w:t>
-      </w:r>
-      <w:r>
-        <w:t xml:space="preserve">sobre o que já existe, virou 1359 em 5</w:t>
+        <w:t xml:space="preserve">O Zé tinha 500 insetos. Com taxa proporcional contínua</w:t>
+      </w:r>
+      <w:r>
+        <w:t xml:space="preserve"> </w:t>
+      </w:r>
+      <w:r>
+        <w:rPr>
+          <w:rStyle w:val="VerbatimChar"/>
+        </w:rPr>
+        <w:t xml:space="preserve">k=0,2 dia⁻¹</w:t>
+      </w:r>
+      <w:r>
+        <w:t xml:space="preserve"> </w:t>
+      </w:r>
+      <w:r>
+        <w:t xml:space="preserve">sobre o que já existe, o modelo dá 1359 em 5</w:t>
       </w:r>
       <w:r>
         <w:t xml:space="preserve"> </w:t>
@@ -44070,13 +44403,22 @@
         <w:pStyle w:val="BodyText"/>
       </w:pPr>
       <w:r>
-        <w:t xml:space="preserve">No outro talhão, 40 mg/kg de resíduo com k = 0,05 caíram para 14,7 em</w:t>
-      </w:r>
-      <w:r>
-        <w:t xml:space="preserve"> </w:t>
-      </w:r>
-      <w:r>
-        <w:t xml:space="preserve">20 dias.</w:t>
+        <w:t xml:space="preserve">No outro talhão, 40 mg/kg de resíduo com</w:t>
+      </w:r>
+      <w:r>
+        <w:t xml:space="preserve"> </w:t>
+      </w:r>
+      <w:r>
+        <w:rPr>
+          <w:rStyle w:val="VerbatimChar"/>
+        </w:rPr>
+        <w:t xml:space="preserve">k=0,05 dia⁻¹</w:t>
+      </w:r>
+      <w:r>
+        <w:t xml:space="preserve"> </w:t>
+      </w:r>
+      <w:r>
+        <w:t xml:space="preserve">caíram para 14,7 em 20 dias.</w:t>
       </w:r>
     </w:p>
     <w:p>
@@ -44117,13 +44459,19 @@
         <w:t xml:space="preserve">vira decisão</w:t>
       </w:r>
       <w:r>
-        <w:t xml:space="preserve">: total acumulado (área</w:t>
-      </w:r>
-      <w:r>
-        <w:t xml:space="preserve"> </w:t>
-      </w:r>
-      <w:r>
-        <w:t xml:space="preserve">sob a curva) + modelos que dizem</w:t>
+        <w:t xml:space="preserve">: total acumulado quando</w:t>
+      </w:r>
+      <w:r>
+        <w:t xml:space="preserve"> </w:t>
+      </w:r>
+      <w:r>
+        <w:t xml:space="preserve">a taxa é não negativa (ou saldo líquido quando há sinal), junto com</w:t>
+      </w:r>
+      <w:r>
+        <w:t xml:space="preserve"> </w:t>
+      </w:r>
+      <w:r>
+        <w:t xml:space="preserve">modelos que dizem</w:t>
       </w:r>
       <w:r>
         <w:t xml:space="preserve"> </w:t>
@@ -44133,21 +44481,7 @@
           <w:iCs/>
           <w:i/>
         </w:rPr>
-        <w:t xml:space="preserve">"a taxa é proporcional ao que</w:t>
-      </w:r>
-      <w:r>
-        <w:rPr>
-          <w:iCs/>
-          <w:i/>
-        </w:rPr>
-        <w:t xml:space="preserve"> </w:t>
-      </w:r>
-      <w:r>
-        <w:rPr>
-          <w:iCs/>
-          <w:i/>
-        </w:rPr>
-        <w:t xml:space="preserve">existe"</w:t>
+        <w:t xml:space="preserve">"a taxa é proporcional ao que existe"</w:t>
       </w:r>
       <w:r>
         <w:t xml:space="preserve"> </w:t>
@@ -44159,7 +44493,7 @@
         <w:rPr>
           <w:rStyle w:val="VerbatimChar"/>
         </w:rPr>
-        <w:t xml:space="preserve">dy/dx = ky</w:t>
+        <w:t xml:space="preserve">dy/dx=ky</w:t>
       </w:r>
       <w:r>
         <w:t xml:space="preserve">).</w:t>
@@ -44493,6 +44827,24 @@
               </w:rPr>
               <w:t xml:space="preserve">T½=ln2/k</w:t>
             </w:r>
+            <w:r>
+              <w:t xml:space="preserve"> </w:t>
+            </w:r>
+            <w:r>
+              <w:t xml:space="preserve">(k em</w:t>
+            </w:r>
+            <w:r>
+              <w:t xml:space="preserve"> </w:t>
+            </w:r>
+            <w:r>
+              <w:rPr>
+                <w:rStyle w:val="VerbatimChar"/>
+              </w:rPr>
+              <w:t xml:space="preserve">dia⁻¹</w:t>
+            </w:r>
+            <w:r>
+              <w:t xml:space="preserve">)</w:t>
+            </w:r>
           </w:p>
         </w:tc>
         <w:tc>
@@ -44715,7 +45067,7 @@
         </w:pict>
       </w:r>
     </w:p>
-    <w:bookmarkStart w:id="192" w:name="X79adc2b3044c2c72a3457a16a9e692423be17c8"/>
+    <w:bookmarkStart w:id="192" w:name="X38b53b98a4e6b98ed440f7ec9b6bca5ff2cf61b"/>
     <w:p>
       <w:pPr>
         <w:pStyle w:val="Heading4"/>
@@ -44727,7 +45079,13 @@
         <w:t xml:space="preserve"> </w:t>
       </w:r>
       <w:r>
-        <w:t xml:space="preserve">5.1 — Área sob a curva = total acumulado (a integral em campo)</w:t>
+        <w:t xml:space="preserve">5.1 — Área sob a curva = total acumulado ou saldo líquido (a integral em</w:t>
+      </w:r>
+      <w:r>
+        <w:t xml:space="preserve"> </w:t>
+      </w:r>
+      <w:r>
+        <w:t xml:space="preserve">campo)</w:t>
       </w:r>
     </w:p>
     <w:p>
@@ -44789,27 +45147,34 @@
           <w:bCs/>
           <w:b/>
         </w:rPr>
-        <w:t xml:space="preserve">área sob essa</w:t>
-      </w:r>
-      <w:r>
-        <w:rPr>
-          <w:bCs/>
-          <w:b/>
-        </w:rPr>
-        <w:t xml:space="preserve"> </w:t>
-      </w:r>
-      <w:r>
-        <w:rPr>
-          <w:bCs/>
-          <w:b/>
-        </w:rPr>
-        <w:t xml:space="preserve">curva</w:t>
-      </w:r>
-      <w:r>
-        <w:t xml:space="preserve"> </w:t>
-      </w:r>
-      <w:r>
-        <w:t xml:space="preserve">= integral definida.</w:t>
+        <w:t xml:space="preserve">área com sinal</w:t>
+      </w:r>
+      <w:r>
+        <w:t xml:space="preserve"> </w:t>
+      </w:r>
+      <w:r>
+        <w:t xml:space="preserve">sob essa curva. Para taxa não negativa, é a área geométrica; para taxa</w:t>
+      </w:r>
+      <w:r>
+        <w:t xml:space="preserve"> </w:t>
+      </w:r>
+      <w:r>
+        <w:t xml:space="preserve">que muda de sinal, é o total líquido. A área geométrica exige</w:t>
+      </w:r>
+      <w:r>
+        <w:t xml:space="preserve"> </w:t>
+      </w:r>
+      <w:r>
+        <w:rPr>
+          <w:rStyle w:val="VerbatimChar"/>
+        </w:rPr>
+        <w:t xml:space="preserve">∫|f|dx</w:t>
+      </w:r>
+      <w:r>
+        <w:t xml:space="preserve"> </w:t>
+      </w:r>
+      <w:r>
+        <w:t xml:space="preserve">e quebrar o intervalo nos cruzamentos.</w:t>
       </w:r>
     </w:p>
     <w:p>
@@ -45720,6 +46085,63 @@
         </w:rPr>
         <w:t xml:space="preserve">.</w:t>
       </w:r>
+      <w:r>
+        <w:t xml:space="preserve"> </w:t>
+      </w:r>
+      <w:r>
+        <w:t xml:space="preserve">Se</w:t>
+      </w:r>
+      <w:r>
+        <w:t xml:space="preserve"> </w:t>
+      </w:r>
+      <w:r>
+        <w:rPr>
+          <w:rStyle w:val="VerbatimChar"/>
+        </w:rPr>
+        <w:t xml:space="preserve">x</w:t>
+      </w:r>
+      <w:r>
+        <w:t xml:space="preserve"> </w:t>
+      </w:r>
+      <w:r>
+        <w:t xml:space="preserve">é tempo,</w:t>
+      </w:r>
+      <w:r>
+        <w:t xml:space="preserve"> </w:t>
+      </w:r>
+      <w:r>
+        <w:rPr>
+          <w:rStyle w:val="VerbatimChar"/>
+        </w:rPr>
+        <w:t xml:space="preserve">k</w:t>
+      </w:r>
+      <w:r>
+        <w:t xml:space="preserve"> </w:t>
+      </w:r>
+      <w:r>
+        <w:t xml:space="preserve">tem unidade inversa de tempo e</w:t>
+      </w:r>
+      <w:r>
+        <w:t xml:space="preserve"> </w:t>
+      </w:r>
+      <w:r>
+        <w:rPr>
+          <w:rStyle w:val="VerbatimChar"/>
+        </w:rPr>
+        <w:t xml:space="preserve">kx</w:t>
+      </w:r>
+      <w:r>
+        <w:t xml:space="preserve"> </w:t>
+      </w:r>
+      <w:r>
+        <w:t xml:space="preserve">é</w:t>
+      </w:r>
+      <w:r>
+        <w:t xml:space="preserve"> </w:t>
+      </w:r>
+      <w:r>
+        <w:t xml:space="preserve">adimensional.</w:t>
+      </w:r>
     </w:p>
     <w:p>
       <w:pPr>
@@ -46252,16 +46674,16 @@
         <w:pStyle w:val="Compact"/>
       </w:pPr>
       <w:r>
-        <w:t xml:space="preserve">Escreva a EDO:</w:t>
-      </w:r>
-      <w:r>
-        <w:t xml:space="preserve"> </w:t>
-      </w:r>
-      <w:r>
-        <w:rPr>
-          <w:rStyle w:val="VerbatimChar"/>
-        </w:rPr>
-        <w:t xml:space="preserve">dy/dx = k y</w:t>
+        <w:t xml:space="preserve">Escreva a EDO</w:t>
+      </w:r>
+      <w:r>
+        <w:t xml:space="preserve"> </w:t>
+      </w:r>
+      <w:r>
+        <w:rPr>
+          <w:rStyle w:val="VerbatimChar"/>
+        </w:rPr>
+        <w:t xml:space="preserve">dy/dx=k y</w:t>
       </w:r>
       <w:r>
         <w:t xml:space="preserve"> </w:t>
@@ -46303,7 +46725,7 @@
         <w:rPr>
           <w:rStyle w:val="VerbatimChar"/>
         </w:rPr>
-        <w:t xml:space="preserve">k &lt; 0</w:t>
+        <w:t xml:space="preserve">k&lt;0</w:t>
       </w:r>
       <w:r>
         <w:t xml:space="preserve"> </w:t>
@@ -46321,7 +46743,40 @@
         <w:t xml:space="preserve">−ky</w:t>
       </w:r>
       <w:r>
-        <w:t xml:space="preserve">).</w:t>
+        <w:t xml:space="preserve">). A unidade de</w:t>
+      </w:r>
+      <w:r>
+        <w:t xml:space="preserve"> </w:t>
+      </w:r>
+      <w:r>
+        <w:rPr>
+          <w:rStyle w:val="VerbatimChar"/>
+        </w:rPr>
+        <w:t xml:space="preserve">k</w:t>
+      </w:r>
+      <w:r>
+        <w:t xml:space="preserve"> </w:t>
+      </w:r>
+      <w:r>
+        <w:t xml:space="preserve">deve ser a inversa da</w:t>
+      </w:r>
+      <w:r>
+        <w:t xml:space="preserve"> </w:t>
+      </w:r>
+      <w:r>
+        <w:t xml:space="preserve">unidade de</w:t>
+      </w:r>
+      <w:r>
+        <w:t xml:space="preserve"> </w:t>
+      </w:r>
+      <w:r>
+        <w:rPr>
+          <w:rStyle w:val="VerbatimChar"/>
+        </w:rPr>
+        <w:t xml:space="preserve">x</w:t>
+      </w:r>
+      <w:r>
+        <w:t xml:space="preserve">.</w:t>
       </w:r>
     </w:p>
     <w:p>
@@ -46543,7 +46998,7 @@
           <w:bCs/>
           <w:b/>
         </w:rPr>
-        <w:t xml:space="preserve">Atalho para decorar (o que todo mundo usa):</w:t>
+        <w:t xml:space="preserve">Atalho para decorar:</w:t>
       </w:r>
       <w:r>
         <w:t xml:space="preserve"> </w:t>
@@ -46564,41 +47019,58 @@
         <w:t xml:space="preserve"> </w:t>
       </w:r>
       <w:r>
-        <w:t xml:space="preserve">com taxa proporcional, a solução</w:t>
-      </w:r>
-      <w:r>
-        <w:t xml:space="preserve"> </w:t>
-      </w:r>
-      <w:r>
-        <w:rPr>
-          <w:bCs/>
-          <w:b/>
-        </w:rPr>
-        <w:t xml:space="preserve">sempre</w:t>
-      </w:r>
-      <w:r>
-        <w:t xml:space="preserve"> </w:t>
-      </w:r>
-      <w:r>
-        <w:t xml:space="preserve">é</w:t>
-      </w:r>
-      <w:r>
-        <w:t xml:space="preserve"> </w:t>
-      </w:r>
-      <w:r>
-        <w:rPr>
-          <w:rStyle w:val="VerbatimChar"/>
-        </w:rPr>
-        <w:t xml:space="preserve">y = y₀ · e^{kx}</w:t>
-      </w:r>
-      <w:r>
-        <w:t xml:space="preserve">. O e é a</w:t>
-      </w:r>
-      <w:r>
-        <w:t xml:space="preserve"> </w:t>
-      </w:r>
-      <w:r>
-        <w:t xml:space="preserve">assinatura da proporcionalidade.</w:t>
+        <w:t xml:space="preserve">com taxa proporcional constante, a solução é</w:t>
+      </w:r>
+      <w:r>
+        <w:t xml:space="preserve"> </w:t>
+      </w:r>
+      <w:r>
+        <w:rPr>
+          <w:rStyle w:val="VerbatimChar"/>
+        </w:rPr>
+        <w:t xml:space="preserve">y=y₀e^{kx}</w:t>
+      </w:r>
+      <w:r>
+        <w:t xml:space="preserve">. O</w:t>
+      </w:r>
+      <w:r>
+        <w:t xml:space="preserve"> </w:t>
+      </w:r>
+      <w:r>
+        <w:t xml:space="preserve">e é a assinatura dessa proporcionalidade;</w:t>
+      </w:r>
+      <w:r>
+        <w:t xml:space="preserve"> </w:t>
+      </w:r>
+      <w:r>
+        <w:rPr>
+          <w:rStyle w:val="VerbatimChar"/>
+        </w:rPr>
+        <w:t xml:space="preserve">k</w:t>
+      </w:r>
+      <w:r>
+        <w:t xml:space="preserve"> </w:t>
+      </w:r>
+      <w:r>
+        <w:t xml:space="preserve">deve ter</w:t>
+      </w:r>
+      <w:r>
+        <w:t xml:space="preserve"> </w:t>
+      </w:r>
+      <w:r>
+        <w:t xml:space="preserve">unidade inversa de</w:t>
+      </w:r>
+      <w:r>
+        <w:t xml:space="preserve"> </w:t>
+      </w:r>
+      <w:r>
+        <w:rPr>
+          <w:rStyle w:val="VerbatimChar"/>
+        </w:rPr>
+        <w:t xml:space="preserve">x</w:t>
+      </w:r>
+      <w:r>
+        <w:t xml:space="preserve">.</w:t>
       </w:r>
     </w:p>
     <w:p>
@@ -47329,22 +47801,61 @@
         <w:rPr>
           <w:rStyle w:val="VerbatimChar"/>
         </w:rPr>
-        <w:t xml:space="preserve">dC/dt = −k C</w:t>
-      </w:r>
-      <w:r>
-        <w:t xml:space="preserve"> </w:t>
-      </w:r>
-      <w:r>
-        <w:t xml:space="preserve">(k &gt; 0). Solução:</w:t>
-      </w:r>
-      <w:r>
-        <w:t xml:space="preserve"> </w:t>
-      </w:r>
-      <w:r>
-        <w:rPr>
-          <w:rStyle w:val="VerbatimChar"/>
-        </w:rPr>
-        <w:t xml:space="preserve">C(t) = C₀ e^{−kt}</w:t>
+        <w:t xml:space="preserve">dC/dt=−kC</w:t>
+      </w:r>
+      <w:r>
+        <w:t xml:space="preserve"> </w:t>
+      </w:r>
+      <w:r>
+        <w:t xml:space="preserve">(</w:t>
+      </w:r>
+      <w:r>
+        <w:rPr>
+          <w:rStyle w:val="VerbatimChar"/>
+        </w:rPr>
+        <w:t xml:space="preserve">k&gt;0</w:t>
+      </w:r>
+      <w:r>
+        <w:t xml:space="preserve">, em</w:t>
+      </w:r>
+      <w:r>
+        <w:t xml:space="preserve"> </w:t>
+      </w:r>
+      <w:r>
+        <w:rPr>
+          <w:rStyle w:val="VerbatimChar"/>
+        </w:rPr>
+        <w:t xml:space="preserve">dia⁻¹</w:t>
+      </w:r>
+      <w:r>
+        <w:t xml:space="preserve"> </w:t>
+      </w:r>
+      <w:r>
+        <w:t xml:space="preserve">quando</w:t>
+      </w:r>
+      <w:r>
+        <w:t xml:space="preserve"> </w:t>
+      </w:r>
+      <w:r>
+        <w:rPr>
+          <w:rStyle w:val="VerbatimChar"/>
+        </w:rPr>
+        <w:t xml:space="preserve">t</w:t>
+      </w:r>
+      <w:r>
+        <w:t xml:space="preserve"> </w:t>
+      </w:r>
+      <w:r>
+        <w:t xml:space="preserve">está em dias). Solução:</w:t>
+      </w:r>
+      <w:r>
+        <w:t xml:space="preserve"> </w:t>
+      </w:r>
+      <w:r>
+        <w:rPr>
+          <w:rStyle w:val="VerbatimChar"/>
+        </w:rPr>
+        <w:t xml:space="preserve">C(t)=C₀e^{−kt}</w:t>
       </w:r>
       <w:r>
         <w:t xml:space="preserve">. A</w:t>
@@ -47369,7 +47880,7 @@
         <w:t xml:space="preserve"> </w:t>
       </w:r>
       <w:r>
-        <w:t xml:space="preserve">cair pela metade) é:</w:t>
+        <w:t xml:space="preserve">restar a metade) é:</w:t>
       </w:r>
     </w:p>
     <w:p>
@@ -47776,7 +48287,13 @@
         <w:t xml:space="preserve"> </w:t>
       </w:r>
       <w:r>
-        <w:t xml:space="preserve">meia-vida. Siga sempre bula e norma real. Aqui o número é exemplo.</w:t>
+        <w:t xml:space="preserve">meia-vida. Siga sempre a bula e a norma real. Aqui o número é</w:t>
+      </w:r>
+      <w:r>
+        <w:t xml:space="preserve"> </w:t>
+      </w:r>
+      <w:r>
+        <w:t xml:space="preserve">exemplo.</w:t>
       </w:r>
     </w:p>
     <w:p>
@@ -48170,25 +48687,25 @@
         <w:t xml:space="preserve"> </w:t>
       </w:r>
       <w:r>
-        <w:t xml:space="preserve">~14 dias para metade sumir; em</w:t>
-      </w:r>
-      <w:r>
-        <w:t xml:space="preserve"> </w:t>
-      </w:r>
-      <w:r>
-        <w:t xml:space="preserve">20 dias sobra pouco mais de 1/3 do original. Intervalo de reentrada? É</w:t>
-      </w:r>
-      <w:r>
-        <w:t xml:space="preserve"> </w:t>
-      </w:r>
-      <w:r>
-        <w:t xml:space="preserve">decisão agronômica com esse número em mãos (fictício — siga sempre a</w:t>
-      </w:r>
-      <w:r>
-        <w:t xml:space="preserve"> </w:t>
-      </w:r>
-      <w:r>
-        <w:t xml:space="preserve">bula/norma real).</w:t>
+        <w:t xml:space="preserve">em cerca de 14 dias resta metade</w:t>
+      </w:r>
+      <w:r>
+        <w:t xml:space="preserve"> </w:t>
+      </w:r>
+      <w:r>
+        <w:t xml:space="preserve">da concentração inicial; em 20 dias sobra pouco mais de 1/3. Intervalo</w:t>
+      </w:r>
+      <w:r>
+        <w:t xml:space="preserve"> </w:t>
+      </w:r>
+      <w:r>
+        <w:t xml:space="preserve">de reentrada? É decisão agronômica com esse número em mãos (fictício —</w:t>
+      </w:r>
+      <w:r>
+        <w:t xml:space="preserve"> </w:t>
+      </w:r>
+      <w:r>
+        <w:t xml:space="preserve">siga sempre a bula e a norma real).</w:t>
       </w:r>
     </w:p>
     <w:p>
@@ -48595,7 +49112,7 @@
         <w:rPr>
           <w:rStyle w:val="VerbatimChar"/>
         </w:rPr>
-        <w:t xml:space="preserve">y(0) = 1000</w:t>
+        <w:t xml:space="preserve">y(0)=1000</w:t>
       </w:r>
       <w:r>
         <w:t xml:space="preserve"> </w:t>
@@ -48610,10 +49127,25 @@
         <w:rPr>
           <w:rStyle w:val="VerbatimChar"/>
         </w:rPr>
-        <w:t xml:space="preserve">k = 0,03</w:t>
-      </w:r>
-      <w:r>
-        <w:t xml:space="preserve">:</w:t>
+        <w:t xml:space="preserve">k=0,03 dia⁻¹</w:t>
+      </w:r>
+      <w:r>
+        <w:t xml:space="preserve">, com</w:t>
+      </w:r>
+      <w:r>
+        <w:t xml:space="preserve"> </w:t>
+      </w:r>
+      <w:r>
+        <w:rPr>
+          <w:rStyle w:val="VerbatimChar"/>
+        </w:rPr>
+        <w:t xml:space="preserve">t</w:t>
+      </w:r>
+      <w:r>
+        <w:t xml:space="preserve"> </w:t>
+      </w:r>
+      <w:r>
+        <w:t xml:space="preserve">em dias:</w:t>
       </w:r>
     </w:p>
     <w:p>
@@ -48621,7 +49153,22 @@
         <w:pStyle w:val="BodyText"/>
       </w:pPr>
       <w:r>
-        <w:t xml:space="preserve">(a) escreva a EDO; (b) resolva; (c) calcule o valor em x = 20.</w:t>
+        <w:t xml:space="preserve">(a) escreva a EDO; (b) resolva; (c) calcule o valor em</w:t>
+      </w:r>
+      <w:r>
+        <w:t xml:space="preserve"> </w:t>
+      </w:r>
+      <w:r>
+        <w:rPr>
+          <w:rStyle w:val="VerbatimChar"/>
+        </w:rPr>
+        <w:t xml:space="preserve">t=20</w:t>
+      </w:r>
+      <w:r>
+        <w:t xml:space="preserve"> </w:t>
+      </w:r>
+      <w:r>
+        <w:t xml:space="preserve">dias.</w:t>
       </w:r>
     </w:p>
     <w:p>
@@ -48760,7 +49307,7 @@
         <w:rPr>
           <w:rStyle w:val="VerbatimChar"/>
         </w:rPr>
-        <w:t xml:space="preserve">dy/dx = 0,03 y</w:t>
+        <w:t xml:space="preserve">dy/dt=0,03y</w:t>
       </w:r>
       <w:r>
         <w:t xml:space="preserve"> </w:t>
@@ -48789,7 +49336,7 @@
         <w:rPr>
           <w:rStyle w:val="VerbatimChar"/>
         </w:rPr>
-        <w:t xml:space="preserve">dy/y = 0,03 dx</w:t>
+        <w:t xml:space="preserve">dy/y=0,03dt</w:t>
       </w:r>
       <w:r>
         <w:t xml:space="preserve"> </w:t>
@@ -48804,19 +49351,25 @@
         <w:rPr>
           <w:rStyle w:val="VerbatimChar"/>
         </w:rPr>
-        <w:t xml:space="preserve">y = A e^{0,03x}</w:t>
-      </w:r>
-      <w:r>
-        <w:t xml:space="preserve">; CI →</w:t>
-      </w:r>
-      <w:r>
-        <w:t xml:space="preserve"> </w:t>
-      </w:r>
-      <w:r>
-        <w:rPr>
-          <w:rStyle w:val="VerbatimChar"/>
-        </w:rPr>
-        <w:t xml:space="preserve">A = 1000</w:t>
+        <w:t xml:space="preserve">y=Ae^{0,03t}</w:t>
+      </w:r>
+      <w:r>
+        <w:t xml:space="preserve">;</w:t>
+      </w:r>
+      <w:r>
+        <w:t xml:space="preserve"> </w:t>
+      </w:r>
+      <w:r>
+        <w:t xml:space="preserve">CI →</w:t>
+      </w:r>
+      <w:r>
+        <w:t xml:space="preserve"> </w:t>
+      </w:r>
+      <w:r>
+        <w:rPr>
+          <w:rStyle w:val="VerbatimChar"/>
+        </w:rPr>
+        <w:t xml:space="preserve">A=1000</w:t>
       </w:r>
       <w:r>
         <w:t xml:space="preserve"> </w:t>
@@ -48831,7 +49384,7 @@
         <w:rPr>
           <w:rStyle w:val="VerbatimChar"/>
         </w:rPr>
-        <w:t xml:space="preserve">y = 1000 e^{0,03x}</w:t>
+        <w:t xml:space="preserve">y=1000e^{0,03t}</w:t>
       </w:r>
       <w:r>
         <w:t xml:space="preserve">.</w:t>
@@ -48851,19 +49404,19 @@
         <w:rPr>
           <w:rStyle w:val="VerbatimChar"/>
         </w:rPr>
-        <w:t xml:space="preserve">y(20) = 1000 e^{0,6} ≈ 1000 × 1,8221 ≈ 1822</w:t>
-      </w:r>
-      <w:r>
-        <w:t xml:space="preserve"> </w:t>
-      </w:r>
-      <w:r>
-        <w:t xml:space="preserve">(número</w:t>
-      </w:r>
-      <w:r>
-        <w:t xml:space="preserve"> </w:t>
-      </w:r>
-      <w:r>
-        <w:t xml:space="preserve">de exemplo).</w:t>
+        <w:t xml:space="preserve">y(20)=1000e^{0,6}≈1000×1,8221≈1822</w:t>
+      </w:r>
+      <w:r>
+        <w:t xml:space="preserve"> </w:t>
+      </w:r>
+      <w:r>
+        <w:t xml:space="preserve">(número de</w:t>
+      </w:r>
+      <w:r>
+        <w:t xml:space="preserve"> </w:t>
+      </w:r>
+      <w:r>
+        <w:t xml:space="preserve">exemplo).</w:t>
       </w:r>
     </w:p>
     <w:p>
@@ -48949,7 +49502,7 @@
           <w:iCs/>
           <w:i/>
         </w:rPr>
-        <w:t xml:space="preserve">y(0) = 1000</w:t>
+        <w:t xml:space="preserve">y(0)=1000</w:t>
       </w:r>
       <w:r>
         <w:rPr>
@@ -48971,7 +49524,7 @@
           <w:iCs/>
           <w:i/>
         </w:rPr>
-        <w:t xml:space="preserve">k = 0,03</w:t>
+        <w:t xml:space="preserve">k=0,03 dia⁻¹</w:t>
       </w:r>
       <w:r>
         <w:rPr>
@@ -49035,28 +49588,28 @@
         <w:rPr>
           <w:rStyle w:val="VerbatimChar"/>
         </w:rPr>
-        <w:t xml:space="preserve">dy/dx = 0,03 y</w:t>
-      </w:r>
-      <w:r>
-        <w:t xml:space="preserve"> </w:t>
-      </w:r>
-      <w:r>
-        <w:t xml:space="preserve">e quase integrei</w:t>
-      </w:r>
-      <w:r>
-        <w:t xml:space="preserve"> </w:t>
-      </w:r>
-      <w:r>
-        <w:t xml:space="preserve">como constante</w:t>
-      </w:r>
-      <w:r>
-        <w:t xml:space="preserve"> </w:t>
-      </w:r>
-      <w:r>
-        <w:rPr>
-          <w:rStyle w:val="VerbatimChar"/>
-        </w:rPr>
-        <w:t xml:space="preserve">0,03 yx</w:t>
+        <w:t xml:space="preserve">dy/dt=0,03y</w:t>
+      </w:r>
+      <w:r>
+        <w:t xml:space="preserve"> </w:t>
+      </w:r>
+      <w:r>
+        <w:t xml:space="preserve">e quase integrei como</w:t>
+      </w:r>
+      <w:r>
+        <w:t xml:space="preserve"> </w:t>
+      </w:r>
+      <w:r>
+        <w:t xml:space="preserve">constante</w:t>
+      </w:r>
+      <w:r>
+        <w:t xml:space="preserve"> </w:t>
+      </w:r>
+      <w:r>
+        <w:rPr>
+          <w:rStyle w:val="VerbatimChar"/>
+        </w:rPr>
+        <w:t xml:space="preserve">0,03yt</w:t>
       </w:r>
       <w:r>
         <w:t xml:space="preserve">, ainda bem que lembrei de separar</w:t>
@@ -49086,7 +49639,7 @@
         <w:rPr>
           <w:rStyle w:val="VerbatimChar"/>
         </w:rPr>
-        <w:t xml:space="preserve">dy/y = 0,03 dx</w:t>
+        <w:t xml:space="preserve">dy/y=0,03dt</w:t>
       </w:r>
       <w:r>
         <w:t xml:space="preserve"> </w:t>
@@ -49125,7 +49678,7 @@
         <w:rPr>
           <w:rStyle w:val="VerbatimChar"/>
         </w:rPr>
-        <w:t xml:space="preserve">y = A e^{0,03x}</w:t>
+        <w:t xml:space="preserve">y=Ae^{0,03t}</w:t>
       </w:r>
       <w:r>
         <w:t xml:space="preserve"> </w:t>
@@ -49140,7 +49693,7 @@
         <w:rPr>
           <w:rStyle w:val="VerbatimChar"/>
         </w:rPr>
-        <w:t xml:space="preserve">y(0) = 1000</w:t>
+        <w:t xml:space="preserve">y(0)=1000</w:t>
       </w:r>
       <w:r>
         <w:t xml:space="preserve"> </w:t>
@@ -49155,7 +49708,7 @@
         <w:rPr>
           <w:rStyle w:val="VerbatimChar"/>
         </w:rPr>
-        <w:t xml:space="preserve">A = 1000</w:t>
+        <w:t xml:space="preserve">A=1000</w:t>
       </w:r>
       <w:r>
         <w:t xml:space="preserve">.</w:t>
@@ -49179,16 +49732,16 @@
         <w:rPr>
           <w:rStyle w:val="VerbatimChar"/>
         </w:rPr>
-        <w:t xml:space="preserve">1000 + 0,03 × 20 × 1000 = 1600</w:t>
-      </w:r>
-      <w:r>
-        <w:t xml:space="preserve">, e parei porque proporcional</w:t>
-      </w:r>
-      <w:r>
-        <w:t xml:space="preserve"> </w:t>
-      </w:r>
-      <w:r>
-        <w:t xml:space="preserve">compõe.</w:t>
+        <w:t xml:space="preserve">1000+0,03×20×1000=1600</w:t>
+      </w:r>
+      <w:r>
+        <w:t xml:space="preserve">,</w:t>
+      </w:r>
+      <w:r>
+        <w:t xml:space="preserve"> </w:t>
+      </w:r>
+      <w:r>
+        <w:t xml:space="preserve">e parei porque proporcional compõe.</w:t>
       </w:r>
     </w:p>
     <w:p>
@@ -49209,7 +49762,7 @@
         <w:rPr>
           <w:rStyle w:val="VerbatimChar"/>
         </w:rPr>
-        <w:t xml:space="preserve">e^{kx}</w:t>
+        <w:t xml:space="preserve">e^{kt}</w:t>
       </w:r>
       <w:r>
         <w:t xml:space="preserve">; decaimento troca para</w:t>
@@ -49486,13 +50039,28 @@
         <w:rPr>
           <w:rStyle w:val="VerbatimChar"/>
         </w:rPr>
-        <w:t xml:space="preserve">k=0,04</w:t>
-      </w:r>
-      <w:r>
-        <w:t xml:space="preserve"> </w:t>
-      </w:r>
-      <w:r>
-        <w:t xml:space="preserve">de decaimento. Escreva</w:t>
+        <w:t xml:space="preserve">k=0,04 dia⁻¹</w:t>
+      </w:r>
+      <w:r>
+        <w:t xml:space="preserve"> </w:t>
+      </w:r>
+      <w:r>
+        <w:t xml:space="preserve">de decaimento, com</w:t>
+      </w:r>
+      <w:r>
+        <w:t xml:space="preserve"> </w:t>
+      </w:r>
+      <w:r>
+        <w:rPr>
+          <w:rStyle w:val="VerbatimChar"/>
+        </w:rPr>
+        <w:t xml:space="preserve">t</w:t>
+      </w:r>
+      <w:r>
+        <w:t xml:space="preserve"> </w:t>
+      </w:r>
+      <w:r>
+        <w:t xml:space="preserve">em dias. Escreva</w:t>
       </w:r>
       <w:r>
         <w:t xml:space="preserve"> </w:t>
@@ -50182,7 +50750,7 @@
         <w:rPr>
           <w:rStyle w:val="VerbatimChar"/>
         </w:rPr>
-        <w:t xml:space="preserve">C(0) = 60</w:t>
+        <w:t xml:space="preserve">C(0)=60</w:t>
       </w:r>
       <w:r>
         <w:t xml:space="preserve"> </w:t>
@@ -50197,7 +50765,40 @@
         <w:rPr>
           <w:rStyle w:val="VerbatimChar"/>
         </w:rPr>
-        <w:t xml:space="preserve">k = 0,05</w:t>
+        <w:t xml:space="preserve">k=0,05 dia⁻¹</w:t>
+      </w:r>
+      <w:r>
+        <w:t xml:space="preserve">, com</w:t>
+      </w:r>
+      <w:r>
+        <w:t xml:space="preserve"> </w:t>
+      </w:r>
+      <w:r>
+        <w:rPr>
+          <w:rStyle w:val="VerbatimChar"/>
+        </w:rPr>
+        <w:t xml:space="preserve">t</w:t>
+      </w:r>
+      <w:r>
+        <w:t xml:space="preserve"> </w:t>
+      </w:r>
+      <w:r>
+        <w:t xml:space="preserve">em</w:t>
+      </w:r>
+      <w:r>
+        <w:t xml:space="preserve"> </w:t>
+      </w:r>
+      <w:r>
+        <w:t xml:space="preserve">dias.</w:t>
+      </w:r>
+      <w:r>
+        <w:t xml:space="preserve"> </w:t>
+      </w:r>
+      <w:r>
+        <w:rPr>
+          <w:rStyle w:val="VerbatimChar"/>
+        </w:rPr>
+        <w:t xml:space="preserve">C(t)=60e^_____</w:t>
       </w:r>
       <w:r>
         <w:t xml:space="preserve">.</w:t>
@@ -50209,19 +50810,7 @@
         <w:rPr>
           <w:rStyle w:val="VerbatimChar"/>
         </w:rPr>
-        <w:t xml:space="preserve">C(t) = 60 e^_____</w:t>
-      </w:r>
-      <w:r>
-        <w:t xml:space="preserve">.</w:t>
-      </w:r>
-      <w:r>
-        <w:t xml:space="preserve"> </w:t>
-      </w:r>
-      <w:r>
-        <w:rPr>
-          <w:rStyle w:val="VerbatimChar"/>
-        </w:rPr>
-        <w:t xml:space="preserve">C(20) = 60 e^_____ ≈ 60 × 0,3679 ≈ _____</w:t>
+        <w:t xml:space="preserve">C(20)=60e^_____≈60×0,3679≈_____</w:t>
       </w:r>
       <w:r>
         <w:t xml:space="preserve">.</w:t>
@@ -51098,13 +51687,13 @@
         <w:pStyle w:val="Compact"/>
       </w:pPr>
       <w:r>
-        <w:t xml:space="preserve">( ) Área sob a curva de taxa entre a e b é o total acumulado no</w:t>
-      </w:r>
-      <w:r>
-        <w:t xml:space="preserve"> </w:t>
-      </w:r>
-      <w:r>
-        <w:t xml:space="preserve">período.</w:t>
+        <w:t xml:space="preserve">( ) Se a taxa for não negativa, a área sob a curva entre a e b é o</w:t>
+      </w:r>
+      <w:r>
+        <w:t xml:space="preserve"> </w:t>
+      </w:r>
+      <w:r>
+        <w:t xml:space="preserve">total acumulado no período.</w:t>
       </w:r>
     </w:p>
     <w:p>
@@ -51209,16 +51798,19 @@
         <w:t xml:space="preserve">V</w:t>
       </w:r>
       <w:r>
-        <w:t xml:space="preserve"> </w:t>
-      </w:r>
-      <w:r>
-        <w:t xml:space="preserve">— integral definida da taxa = total. É a U4 e U5</w:t>
-      </w:r>
-      <w:r>
-        <w:t xml:space="preserve"> </w:t>
-      </w:r>
-      <w:r>
-        <w:t xml:space="preserve">juntas.</w:t>
+        <w:t xml:space="preserve">, sob a hipótese de taxa não negativa. Se a taxa</w:t>
+      </w:r>
+      <w:r>
+        <w:t xml:space="preserve"> </w:t>
+      </w:r>
+      <w:r>
+        <w:t xml:space="preserve">mudar de sinal, a integral é o total líquido; a área geométrica exige</w:t>
+      </w:r>
+      <w:r>
+        <w:t xml:space="preserve"> </w:t>
+      </w:r>
+      <w:r>
+        <w:t xml:space="preserve">módulo.</w:t>
       </w:r>
     </w:p>
     <w:p>
@@ -51778,13 +52370,19 @@
         <w:t xml:space="preserve"> </w:t>
       </w:r>
       <w:r>
-        <w:t xml:space="preserve">manejo: em 6 dias a praga quase dobrou (250 → ~456); o talhão dobra de</w:t>
-      </w:r>
-      <w:r>
-        <w:t xml:space="preserve"> </w:t>
-      </w:r>
-      <w:r>
-        <w:t xml:space="preserve">infestação a cada ~7 dias — monitore esta semana, não na próxima.</w:t>
+        <w:t xml:space="preserve">manejo: em 6 dias a praga quase dobrou (250 → ~456); o modelo prevê</w:t>
+      </w:r>
+      <w:r>
+        <w:t xml:space="preserve"> </w:t>
+      </w:r>
+      <w:r>
+        <w:t xml:space="preserve">dobrar em cerca de 7 dias. Isso é uma leitura do modelo fictício, não</w:t>
+      </w:r>
+      <w:r>
+        <w:t xml:space="preserve"> </w:t>
+      </w:r>
+      <w:r>
+        <w:t xml:space="preserve">uma regra de monitoramento agronômico.</w:t>
       </w:r>
     </w:p>
     <w:p>
@@ -51812,11 +52410,7 @@
         <w:pStyle w:val="BodyText"/>
       </w:pPr>
       <w:r>
-        <w:rPr>
-          <w:bCs/>
-          <w:b/>
-        </w:rPr>
-        <w:t xml:space="preserve">Gabarito do guia passo a passo — U5 (lacunas preenchidas)</w:t>
+        <w:t xml:space="preserve">Gabarito do guia (abrir depois de tentar)</w:t>
       </w:r>
     </w:p>
     <w:p>
@@ -51966,16 +52560,103 @@
         <w:t xml:space="preserve"> </w:t>
       </w:r>
       <w:r>
-        <w:t xml:space="preserve">inicial. Sinal de k positivo cresce; negativo decai com meia-vida</w:t>
-      </w:r>
-      <w:r>
-        <w:t xml:space="preserve"> </w:t>
-      </w:r>
-      <w:r>
-        <w:rPr>
-          <w:rStyle w:val="VerbatimChar"/>
-        </w:rPr>
-        <w:t xml:space="preserve">ln2/k</w:t>
+        <w:t xml:space="preserve">inicial. Na forma</w:t>
+      </w:r>
+      <w:r>
+        <w:t xml:space="preserve"> </w:t>
+      </w:r>
+      <w:r>
+        <w:rPr>
+          <w:rStyle w:val="VerbatimChar"/>
+        </w:rPr>
+        <w:t xml:space="preserve">dy/dt=ky</w:t>
+      </w:r>
+      <w:r>
+        <w:t xml:space="preserve">,</w:t>
+      </w:r>
+      <w:r>
+        <w:t xml:space="preserve"> </w:t>
+      </w:r>
+      <w:r>
+        <w:rPr>
+          <w:rStyle w:val="VerbatimChar"/>
+        </w:rPr>
+        <w:t xml:space="preserve">k&gt;0</w:t>
+      </w:r>
+      <w:r>
+        <w:t xml:space="preserve"> </w:t>
+      </w:r>
+      <w:r>
+        <w:t xml:space="preserve">cresce e</w:t>
+      </w:r>
+      <w:r>
+        <w:t xml:space="preserve"> </w:t>
+      </w:r>
+      <w:r>
+        <w:rPr>
+          <w:rStyle w:val="VerbatimChar"/>
+        </w:rPr>
+        <w:t xml:space="preserve">k&lt;0</w:t>
+      </w:r>
+      <w:r>
+        <w:t xml:space="preserve"> </w:t>
+      </w:r>
+      <w:r>
+        <w:t xml:space="preserve">decai; para a meia-vida usa-se</w:t>
+      </w:r>
+      <w:r>
+        <w:t xml:space="preserve"> </w:t>
+      </w:r>
+      <w:r>
+        <w:rPr>
+          <w:rStyle w:val="VerbatimChar"/>
+        </w:rPr>
+        <w:t xml:space="preserve">ln(2)/|k|</w:t>
+      </w:r>
+      <w:r>
+        <w:t xml:space="preserve">. Na convenção de decaimento</w:t>
+      </w:r>
+      <w:r>
+        <w:t xml:space="preserve"> </w:t>
+      </w:r>
+      <w:r>
+        <w:rPr>
+          <w:rStyle w:val="VerbatimChar"/>
+        </w:rPr>
+        <w:t xml:space="preserve">dC/dt=−kC</w:t>
+      </w:r>
+      <w:r>
+        <w:t xml:space="preserve"> </w:t>
+      </w:r>
+      <w:r>
+        <w:t xml:space="preserve">com</w:t>
+      </w:r>
+      <w:r>
+        <w:t xml:space="preserve"> </w:t>
+      </w:r>
+      <w:r>
+        <w:rPr>
+          <w:rStyle w:val="VerbatimChar"/>
+        </w:rPr>
+        <w:t xml:space="preserve">k&gt;0</w:t>
+      </w:r>
+      <w:r>
+        <w:t xml:space="preserve">, a mesma fórmula aparece</w:t>
+      </w:r>
+      <w:r>
+        <w:t xml:space="preserve"> </w:t>
+      </w:r>
+      <w:r>
+        <w:t xml:space="preserve">como</w:t>
+      </w:r>
+      <w:r>
+        <w:t xml:space="preserve"> </w:t>
+      </w:r>
+      <w:r>
+        <w:rPr>
+          <w:rStyle w:val="VerbatimChar"/>
+        </w:rPr>
+        <w:t xml:space="preserve">ln(2)/k</w:t>
       </w:r>
       <w:r>
         <w:t xml:space="preserve">. Vale o programa oficial do MAT 146.</w:t>
@@ -52914,23 +53595,13 @@
               <w:jc w:val="left"/>
             </w:pPr>
             <w:r>
-              <w:t xml:space="preserve">A área sob a taxa</w:t>
+              <w:t xml:space="preserve">Área com sinal; total se a taxa for não negativa, saldo líquido se</w:t>
             </w:r>
             <w:r>
               <w:t xml:space="preserve"> </w:t>
             </w:r>
             <w:r>
-              <w:rPr>
-                <w:bCs/>
-                <w:b/>
-              </w:rPr>
-              <w:t xml:space="preserve">é</w:t>
-            </w:r>
-            <w:r>
-              <w:t xml:space="preserve"> </w:t>
-            </w:r>
-            <w:r>
-              <w:t xml:space="preserve">o total</w:t>
+              <w:t xml:space="preserve">mudar de sinal</w:t>
             </w:r>
           </w:p>
         </w:tc>
@@ -52945,7 +53616,7 @@
               <w:rPr>
                 <w:rStyle w:val="VerbatimChar"/>
               </w:rPr>
-              <w:t xml:space="preserve">total = ∫ taxa dt</w:t>
+              <w:t xml:space="preserve">total líquido = ∫ taxa dt</w:t>
             </w:r>
           </w:p>
         </w:tc>
@@ -53010,7 +53681,31 @@
               <w:jc w:val="left"/>
             </w:pPr>
             <w:r>
-              <w:t xml:space="preserve">Decaimento</w:t>
+              <w:t xml:space="preserve">Decaimento na convenção</w:t>
+            </w:r>
+            <w:r>
+              <w:t xml:space="preserve"> </w:t>
+            </w:r>
+            <w:r>
+              <w:rPr>
+                <w:rStyle w:val="VerbatimChar"/>
+              </w:rPr>
+              <w:t xml:space="preserve">dC/dt=−kC</w:t>
+            </w:r>
+            <w:r>
+              <w:t xml:space="preserve"> </w:t>
+            </w:r>
+            <w:r>
+              <w:t xml:space="preserve">com</w:t>
+            </w:r>
+            <w:r>
+              <w:t xml:space="preserve"> </w:t>
+            </w:r>
+            <w:r>
+              <w:rPr>
+                <w:rStyle w:val="VerbatimChar"/>
+              </w:rPr>
+              <w:t xml:space="preserve">k&gt;0</w:t>
             </w:r>
           </w:p>
         </w:tc>
@@ -53978,7 +54673,7 @@
         <w:pStyle w:val="Compact"/>
       </w:pPr>
       <w:r>
-        <w:t xml:space="preserve">Teto?</w:t>
+        <w:t xml:space="preserve">Limite no infinito?</w:t>
       </w:r>
       <w:r>
         <w:t xml:space="preserve"> </w:t>
@@ -53994,7 +54689,13 @@
         <w:t xml:space="preserve"> </w:t>
       </w:r>
       <w:r>
-        <w:t xml:space="preserve">→ razão dos coeficientes.</w:t>
+        <w:t xml:space="preserve">→ razão dos</w:t>
+      </w:r>
+      <w:r>
+        <w:t xml:space="preserve"> </w:t>
+      </w:r>
+      <w:r>
+        <w:t xml:space="preserve">coeficientes.</w:t>
       </w:r>
     </w:p>
     <w:p>
@@ -55115,7 +55816,7 @@
         <w:t xml:space="preserve"> </w:t>
       </w:r>
       <w:r>
-        <w:t xml:space="preserve">explico o teto. (S/M/N: ___)</w:t>
+        <w:t xml:space="preserve">explico o modelo. (S/M/N: ___)</w:t>
       </w:r>
     </w:p>
     <w:p>
@@ -55406,6 +56107,45 @@
         <w:rPr>
           <w:rStyle w:val="VerbatimChar"/>
         </w:rPr>
+        <w:t xml:space="preserve">ln2/|k|</w:t>
+      </w:r>
+      <w:r>
+        <w:t xml:space="preserve">; ou, na convenção</w:t>
+      </w:r>
+      <w:r>
+        <w:t xml:space="preserve"> </w:t>
+      </w:r>
+      <w:r>
+        <w:rPr>
+          <w:rStyle w:val="VerbatimChar"/>
+        </w:rPr>
+        <w:t xml:space="preserve">dC/dt=−kC</w:t>
+      </w:r>
+      <w:r>
+        <w:t xml:space="preserve"> </w:t>
+      </w:r>
+      <w:r>
+        <w:t xml:space="preserve">com</w:t>
+      </w:r>
+      <w:r>
+        <w:t xml:space="preserve"> </w:t>
+      </w:r>
+      <w:r>
+        <w:rPr>
+          <w:rStyle w:val="VerbatimChar"/>
+        </w:rPr>
+        <w:t xml:space="preserve">k&gt;0</w:t>
+      </w:r>
+      <w:r>
+        <w:t xml:space="preserve">,</w:t>
+      </w:r>
+      <w:r>
+        <w:t xml:space="preserve"> </w:t>
+      </w:r>
+      <w:r>
+        <w:rPr>
+          <w:rStyle w:val="VerbatimChar"/>
+        </w:rPr>
         <w:t xml:space="preserve">ln2/k</w:t>
       </w:r>
       <w:r>
@@ -55663,13 +56403,13 @@
         <w:t xml:space="preserve"> </w:t>
       </w:r>
       <w:r>
-        <w:t xml:space="preserve">— teto que a curva persegue</w:t>
-      </w:r>
-      <w:r>
-        <w:t xml:space="preserve"> </w:t>
-      </w:r>
-      <w:r>
-        <w:t xml:space="preserve">sem passar (ex.: 90%).</w:t>
+        <w:t xml:space="preserve">— reta que a curva se aproxima</w:t>
+      </w:r>
+      <w:r>
+        <w:t xml:space="preserve"> </w:t>
+      </w:r>
+      <w:r>
+        <w:t xml:space="preserve">no infinito; o cruzamento depende da função e do domínio.</w:t>
       </w:r>
     </w:p>
     <w:p>
@@ -56188,13 +56928,25 @@
         <w:t xml:space="preserve">C'(x)</w:t>
       </w:r>
       <w:r>
-        <w:t xml:space="preserve">. Custo da</w:t>
-      </w:r>
-      <w:r>
-        <w:t xml:space="preserve"> </w:t>
-      </w:r>
-      <w:r>
-        <w:t xml:space="preserve">próxima unidade.</w:t>
+        <w:t xml:space="preserve">, taxa local</w:t>
+      </w:r>
+      <w:r>
+        <w:t xml:space="preserve"> </w:t>
+      </w:r>
+      <w:r>
+        <w:t xml:space="preserve">aproximada. Para uma unidade inteira, calcule</w:t>
+      </w:r>
+      <w:r>
+        <w:t xml:space="preserve"> </w:t>
+      </w:r>
+      <w:r>
+        <w:rPr>
+          <w:rStyle w:val="VerbatimChar"/>
+        </w:rPr>
+        <w:t xml:space="preserve">C(x+1)−C(x)</w:t>
+      </w:r>
+      <w:r>
+        <w:t xml:space="preserve">.</w:t>
       </w:r>
     </w:p>
     <w:p>
@@ -56302,7 +57054,13 @@
         <w:t xml:space="preserve"> </w:t>
       </w:r>
       <w:r>
-        <w:t xml:space="preserve">Área/total.</w:t>
+        <w:t xml:space="preserve">É área com sinal e total líquido; a área geométrica usa módulo quando</w:t>
+      </w:r>
+      <w:r>
+        <w:t xml:space="preserve"> </w:t>
+      </w:r>
+      <w:r>
+        <w:t xml:space="preserve">necessário.</w:t>
       </w:r>
     </w:p>
     <w:p>
@@ -56380,34 +57138,82 @@
           <w:bCs/>
           <w:b/>
         </w:rPr>
-        <w:t xml:space="preserve">Meia-vida (</w:t>
-      </w:r>
-      <w:r>
-        <w:rPr>
-          <w:rStyle w:val="VerbatimChar"/>
-          <w:bCs/>
-          <w:b/>
-        </w:rPr>
-        <w:t xml:space="preserve">ln2/k</w:t>
-      </w:r>
-      <w:r>
-        <w:rPr>
-          <w:bCs/>
-          <w:b/>
-        </w:rPr>
-        <w:t xml:space="preserve">)</w:t>
-      </w:r>
-      <w:r>
-        <w:t xml:space="preserve"> </w:t>
-      </w:r>
-      <w:r>
-        <w:t xml:space="preserve">— tempo para cair</w:t>
-      </w:r>
-      <w:r>
-        <w:t xml:space="preserve"> </w:t>
-      </w:r>
-      <w:r>
-        <w:t xml:space="preserve">pela metade. Independe de</w:t>
+        <w:t xml:space="preserve">Meia-vida</w:t>
+      </w:r>
+      <w:r>
+        <w:t xml:space="preserve"> </w:t>
+      </w:r>
+      <w:r>
+        <w:t xml:space="preserve">— na forma</w:t>
+      </w:r>
+      <w:r>
+        <w:t xml:space="preserve"> </w:t>
+      </w:r>
+      <w:r>
+        <w:rPr>
+          <w:rStyle w:val="VerbatimChar"/>
+        </w:rPr>
+        <w:t xml:space="preserve">dy/dt=ky</w:t>
+      </w:r>
+      <w:r>
+        <w:t xml:space="preserve">,</w:t>
+      </w:r>
+      <w:r>
+        <w:t xml:space="preserve"> </w:t>
+      </w:r>
+      <w:r>
+        <w:rPr>
+          <w:rStyle w:val="VerbatimChar"/>
+        </w:rPr>
+        <w:t xml:space="preserve">ln(2)/|k|</w:t>
+      </w:r>
+      <w:r>
+        <w:t xml:space="preserve">; na convenção</w:t>
+      </w:r>
+      <w:r>
+        <w:t xml:space="preserve"> </w:t>
+      </w:r>
+      <w:r>
+        <w:rPr>
+          <w:rStyle w:val="VerbatimChar"/>
+        </w:rPr>
+        <w:t xml:space="preserve">dC/dt=−kC</w:t>
+      </w:r>
+      <w:r>
+        <w:t xml:space="preserve"> </w:t>
+      </w:r>
+      <w:r>
+        <w:t xml:space="preserve">com</w:t>
+      </w:r>
+      <w:r>
+        <w:t xml:space="preserve"> </w:t>
+      </w:r>
+      <w:r>
+        <w:rPr>
+          <w:rStyle w:val="VerbatimChar"/>
+        </w:rPr>
+        <w:t xml:space="preserve">k&gt;0</w:t>
+      </w:r>
+      <w:r>
+        <w:t xml:space="preserve">,</w:t>
+      </w:r>
+      <w:r>
+        <w:t xml:space="preserve"> </w:t>
+      </w:r>
+      <w:r>
+        <w:rPr>
+          <w:rStyle w:val="VerbatimChar"/>
+        </w:rPr>
+        <w:t xml:space="preserve">ln(2)/k</w:t>
+      </w:r>
+      <w:r>
+        <w:t xml:space="preserve">. É o tempo para cair pela</w:t>
+      </w:r>
+      <w:r>
+        <w:t xml:space="preserve"> </w:t>
+      </w:r>
+      <w:r>
+        <w:t xml:space="preserve">metade e independe de</w:t>
       </w:r>
       <w:r>
         <w:t xml:space="preserve"> </w:t>
@@ -56917,7 +57723,7 @@
         <w:t xml:space="preserve"> </w:t>
       </w:r>
       <w:r>
-        <w:t xml:space="preserve">método. Na lavoura real, siga bula, norma e fonte oficial.</w:t>
+        <w:t xml:space="preserve">método. Na lavoura real, siga a bula, a norma e a fonte oficial.</w:t>
       </w:r>
     </w:p>
     <w:p>
@@ -57260,7 +58066,7 @@
         <w:pStyle w:val="BodyText"/>
       </w:pPr>
       <w:r>
-        <w:t xml:space="preserve">Teto</w:t>
+        <w:t xml:space="preserve">Limite de longo prazo</w:t>
       </w:r>
       <w:r>
         <w:t xml:space="preserve"> </w:t>
@@ -57281,28 +58087,61 @@
         <w:rPr>
           <w:rStyle w:val="VerbatimChar"/>
         </w:rPr>
-        <w:t xml:space="preserve">C(45) = 4050/60 = 67,5</w:t>
-      </w:r>
-      <w:r>
-        <w:t xml:space="preserve">.</w:t>
-      </w:r>
-      <w:r>
-        <w:t xml:space="preserve"> </w:t>
-      </w:r>
-      <w:r>
-        <w:rPr>
-          <w:rStyle w:val="VerbatimChar"/>
-        </w:rPr>
-        <w:t xml:space="preserve">C(50) ≈ 69,2</w:t>
-      </w:r>
-      <w:r>
-        <w:t xml:space="preserve">. Diferença de 5 kg rende só ~1,7 ponto. Perto</w:t>
-      </w:r>
-      <w:r>
-        <w:t xml:space="preserve"> </w:t>
-      </w:r>
-      <w:r>
-        <w:t xml:space="preserve">do teto, dose extra quase não rende. (Números de exemplo.)</w:t>
+        <w:t xml:space="preserve">C(45)=67,5</w:t>
+      </w:r>
+      <w:r>
+        <w:t xml:space="preserve">;</w:t>
+      </w:r>
+      <w:r>
+        <w:t xml:space="preserve"> </w:t>
+      </w:r>
+      <w:r>
+        <w:rPr>
+          <w:rStyle w:val="VerbatimChar"/>
+        </w:rPr>
+        <w:t xml:space="preserve">C(50)≈69,2</w:t>
+      </w:r>
+      <w:r>
+        <w:t xml:space="preserve">. Neste modelo,</w:t>
+      </w:r>
+      <w:r>
+        <w:t xml:space="preserve"> </w:t>
+      </w:r>
+      <w:r>
+        <w:rPr>
+          <w:rStyle w:val="VerbatimChar"/>
+        </w:rPr>
+        <w:t xml:space="preserve">C(d)=90−1350/(d+15)&lt;90</w:t>
+      </w:r>
+      <w:r>
+        <w:t xml:space="preserve"> </w:t>
+      </w:r>
+      <w:r>
+        <w:t xml:space="preserve">para</w:t>
+      </w:r>
+      <w:r>
+        <w:t xml:space="preserve"> </w:t>
+      </w:r>
+      <w:r>
+        <w:rPr>
+          <w:rStyle w:val="VerbatimChar"/>
+        </w:rPr>
+        <w:t xml:space="preserve">d&gt;0</w:t>
+      </w:r>
+      <w:r>
+        <w:t xml:space="preserve">; a</w:t>
+      </w:r>
+      <w:r>
+        <w:t xml:space="preserve"> </w:t>
+      </w:r>
+      <w:r>
+        <w:t xml:space="preserve">aproximação ao limite e o retorno decrescente vêm da fórmula, não de uma</w:t>
+      </w:r>
+      <w:r>
+        <w:t xml:space="preserve"> </w:t>
+      </w:r>
+      <w:r>
+        <w:t xml:space="preserve">regra geral de “teto”.</w:t>
       </w:r>
     </w:p>
     <w:p>
@@ -57514,31 +58353,52 @@
         <w:rPr>
           <w:rStyle w:val="VerbatimChar"/>
         </w:rPr>
-        <w:t xml:space="preserve">C'(x) = 6x + 25</w:t>
-      </w:r>
-      <w:r>
-        <w:t xml:space="preserve">.</w:t>
-      </w:r>
-      <w:r>
-        <w:t xml:space="preserve"> </w:t>
-      </w:r>
-      <w:r>
-        <w:rPr>
-          <w:rStyle w:val="VerbatimChar"/>
-        </w:rPr>
-        <w:t xml:space="preserve">C'(15) = 90 + 25 = 115</w:t>
-      </w:r>
-      <w:r>
-        <w:t xml:space="preserve"> </w:t>
-      </w:r>
-      <w:r>
-        <w:t xml:space="preserve">(número de exemplo). Cada ha a mais perto de 15 custa ~115.</w:t>
-      </w:r>
-      <w:r>
-        <w:t xml:space="preserve"> </w:t>
-      </w:r>
-      <w:r>
-        <w:t xml:space="preserve">Marginal.</w:t>
+        <w:t xml:space="preserve">C'(x)=6x+25</w:t>
+      </w:r>
+      <w:r>
+        <w:t xml:space="preserve">;</w:t>
+      </w:r>
+      <w:r>
+        <w:t xml:space="preserve"> </w:t>
+      </w:r>
+      <w:r>
+        <w:rPr>
+          <w:rStyle w:val="VerbatimChar"/>
+        </w:rPr>
+        <w:t xml:space="preserve">C'(15)=115</w:t>
+      </w:r>
+      <w:r>
+        <w:t xml:space="preserve"> </w:t>
+      </w:r>
+      <w:r>
+        <w:t xml:space="preserve">R$/ha (taxa local).</w:t>
+      </w:r>
+      <w:r>
+        <w:t xml:space="preserve"> </w:t>
+      </w:r>
+      <w:r>
+        <w:t xml:space="preserve">Para 1 ha inteiro,</w:t>
+      </w:r>
+      <w:r>
+        <w:t xml:space="preserve"> </w:t>
+      </w:r>
+      <w:r>
+        <w:rPr>
+          <w:rStyle w:val="VerbatimChar"/>
+        </w:rPr>
+        <w:t xml:space="preserve">C(16)−C(15)=118</w:t>
+      </w:r>
+      <w:r>
+        <w:t xml:space="preserve"> </w:t>
+      </w:r>
+      <w:r>
+        <w:t xml:space="preserve">reais; a derivada não é</w:t>
+      </w:r>
+      <w:r>
+        <w:t xml:space="preserve"> </w:t>
+      </w:r>
+      <w:r>
+        <w:t xml:space="preserve">o incremento exato.</w:t>
       </w:r>
     </w:p>
     <w:p>
@@ -63498,7 +64358,7 @@
         <w:rPr>
           <w:rStyle w:val="VerbatimChar"/>
         </w:rPr>
-        <w:t xml:space="preserve">Q(4,62)≈400·2−120·4,62≈245,6 kg</w:t>
+        <w:t xml:space="preserve">Q(4,62)≈400·2−120·4,62≈245,5 kg</w:t>
       </w:r>
       <w:r>
         <w:t xml:space="preserve">.</w:t>
@@ -66645,16 +67505,16 @@
         <w:rPr>
           <w:rStyle w:val="VerbatimChar"/>
         </w:rPr>
-        <w:t xml:space="preserve">C(t)=120e^{−0,05t}</w:t>
-      </w:r>
-      <w:r>
-        <w:t xml:space="preserve">.</w:t>
-      </w:r>
-      <w:r>
-        <w:t xml:space="preserve"> </w:t>
-      </w:r>
-      <w:r>
-        <w:t xml:space="preserve">A decisão simulada exige concentração menor ou igual a</w:t>
+        <w:t xml:space="preserve">C(t)=120e^{−(0,05 dia⁻¹)t}</w:t>
+      </w:r>
+      <w:r>
+        <w:t xml:space="preserve">. A decisão simulada exige</w:t>
+      </w:r>
+      <w:r>
+        <w:t xml:space="preserve"> </w:t>
+      </w:r>
+      <w:r>
+        <w:t xml:space="preserve">concentração menor ou igual a</w:t>
       </w:r>
       <w:r>
         <w:t xml:space="preserve"> </w:t>
@@ -66666,7 +67526,13 @@
         <w:t xml:space="preserve">30 mg/kg</w:t>
       </w:r>
       <w:r>
-        <w:t xml:space="preserve">. Qual é o primeiro tempo inteiro de espera?</w:t>
+        <w:t xml:space="preserve">. Qual é o primeiro</w:t>
+      </w:r>
+      <w:r>
+        <w:t xml:space="preserve"> </w:t>
+      </w:r>
+      <w:r>
+        <w:t xml:space="preserve">tempo inteiro de espera?</w:t>
       </w:r>
     </w:p>
     <w:p>
@@ -67098,16 +67964,16 @@
         <w:rPr>
           <w:rStyle w:val="VerbatimChar"/>
         </w:rPr>
-        <w:t xml:space="preserve">C_ant(t)=80e^{−0,06t}</w:t>
-      </w:r>
-      <w:r>
-        <w:t xml:space="preserve">.</w:t>
-      </w:r>
-      <w:r>
-        <w:t xml:space="preserve"> </w:t>
-      </w:r>
-      <w:r>
-        <w:t xml:space="preserve">No dia 20, uma nova aplicação acrescenta</w:t>
+        <w:t xml:space="preserve">C_ant(t)=80e^{−(0,06 dia⁻¹)t}</w:t>
+      </w:r>
+      <w:r>
+        <w:t xml:space="preserve">. No dia 20, uma nova</w:t>
+      </w:r>
+      <w:r>
+        <w:t xml:space="preserve"> </w:t>
+      </w:r>
+      <w:r>
+        <w:t xml:space="preserve">aplicação acrescenta</w:t>
       </w:r>
       <w:r>
         <w:t xml:space="preserve"> </w:t>
@@ -67119,19 +67985,19 @@
         <w:t xml:space="preserve">60 mg/kg</w:t>
       </w:r>
       <w:r>
-        <w:t xml:space="preserve">, que</w:t>
-      </w:r>
-      <w:r>
-        <w:t xml:space="preserve"> </w:t>
-      </w:r>
-      <w:r>
-        <w:t xml:space="preserve">decai com a mesma constante. Compare o valor correto no dia 20 com a</w:t>
-      </w:r>
-      <w:r>
-        <w:t xml:space="preserve"> </w:t>
-      </w:r>
-      <w:r>
-        <w:t xml:space="preserve">previsão que ignora a nova aplicação.</w:t>
+        <w:t xml:space="preserve">, que decai com a mesma</w:t>
+      </w:r>
+      <w:r>
+        <w:t xml:space="preserve"> </w:t>
+      </w:r>
+      <w:r>
+        <w:t xml:space="preserve">constante. Compare o valor correto no dia 20 com a previsão que ignora a</w:t>
+      </w:r>
+      <w:r>
+        <w:t xml:space="preserve"> </w:t>
+      </w:r>
+      <w:r>
+        <w:t xml:space="preserve">nova aplicação.</w:t>
       </w:r>
     </w:p>
     <w:p>
@@ -68219,7 +69085,34 @@
         <w:t xml:space="preserve"> </w:t>
       </w:r>
       <w:r>
-        <w:t xml:space="preserve">não é uma potência simples.</w:t>
+        <w:t xml:space="preserve">não é uma potência simples. Na conta,</w:t>
+      </w:r>
+      <w:r>
+        <w:t xml:space="preserve"> </w:t>
+      </w:r>
+      <w:r>
+        <w:rPr>
+          <w:rStyle w:val="VerbatimChar"/>
+        </w:rPr>
+        <w:t xml:space="preserve">d</w:t>
+      </w:r>
+      <w:r>
+        <w:t xml:space="preserve"> </w:t>
+      </w:r>
+      <w:r>
+        <w:t xml:space="preserve">é o</w:t>
+      </w:r>
+      <w:r>
+        <w:t xml:space="preserve"> </w:t>
+      </w:r>
+      <w:r>
+        <w:t xml:space="preserve">valor numérico da dose em kg; o argumento do logaritmo deve ser</w:t>
+      </w:r>
+      <w:r>
+        <w:t xml:space="preserve"> </w:t>
+      </w:r>
+      <w:r>
+        <w:t xml:space="preserve">adimensional.</w:t>
       </w:r>
     </w:p>
     <w:p>
@@ -68244,7 +69137,7 @@
         <w:rPr>
           <w:rStyle w:val="VerbatimChar"/>
         </w:rPr>
-        <w:t xml:space="preserve">∫₀⁴⁰M(d)dd=[100d−2000ln(d+20)]₀⁴⁰=4000−2000ln3≈1.802,8 sc</w:t>
+        <w:t xml:space="preserve">∫₀⁴⁰M(d)dd=[100d−2000ln((d+20)/(20 kg))]₀⁴⁰=4000−2000ln3≈1.802,8 sc</w:t>
       </w:r>
       <w:r>
         <w:t xml:space="preserve">.</w:t>
@@ -69445,7 +70338,7 @@
         <w:rPr>
           <w:rStyle w:val="VerbatimChar"/>
         </w:rPr>
-        <w:t xml:space="preserve">g(t)=80e^{−0,1t}</w:t>
+        <w:t xml:space="preserve">g(t)=80e^{−(0,1 dia⁻¹)t}</w:t>
       </w:r>
       <w:r>
         <w:t xml:space="preserve"> </w:t>
@@ -69466,19 +70359,19 @@
         <w:t xml:space="preserve"> </w:t>
       </w:r>
       <w:r>
-        <w:t xml:space="preserve">dias.</w:t>
-      </w:r>
-      <w:r>
-        <w:t xml:space="preserve"> </w:t>
-      </w:r>
-      <w:r>
-        <w:t xml:space="preserve">Calcule a quantidade total perdida e compare com o total que apareceria</w:t>
-      </w:r>
-      <w:r>
-        <w:t xml:space="preserve"> </w:t>
-      </w:r>
-      <w:r>
-        <w:t xml:space="preserve">se a taxa inicial constante fosse mantida.</w:t>
+        <w:t xml:space="preserve">dias. Calcule a quantidade total perdida e</w:t>
+      </w:r>
+      <w:r>
+        <w:t xml:space="preserve"> </w:t>
+      </w:r>
+      <w:r>
+        <w:t xml:space="preserve">compare com o total que apareceria se a taxa inicial constante fosse</w:t>
+      </w:r>
+      <w:r>
+        <w:t xml:space="preserve"> </w:t>
+      </w:r>
+      <w:r>
+        <w:t xml:space="preserve">mantida.</w:t>
       </w:r>
     </w:p>
     <w:p>
@@ -69644,7 +70537,13 @@
         <w:t xml:space="preserve"> </w:t>
       </w:r>
       <w:r>
-        <w:t xml:space="preserve">perda diminui proporcionalmente ao estoque.</w:t>
+        <w:t xml:space="preserve">taxa de perda diminui com o tempo. O enunciado não fornece o estoque</w:t>
+      </w:r>
+      <w:r>
+        <w:t xml:space="preserve"> </w:t>
+      </w:r>
+      <w:r>
+        <w:t xml:space="preserve">restante, portanto não prova que a perda seja proporcional a ele.</w:t>
       </w:r>
     </w:p>
     <w:p>
@@ -69910,7 +70809,7 @@
         <w:rPr>
           <w:rStyle w:val="VerbatimChar"/>
         </w:rPr>
-        <w:t xml:space="preserve">C_ant(t)=100e^{−0,05t}</w:t>
+        <w:t xml:space="preserve">C_ant(t)=100e^{−(0,05 dia⁻¹)t}</w:t>
       </w:r>
       <w:r>
         <w:t xml:space="preserve"> </w:t>
@@ -69928,13 +70827,7 @@
         <w:t xml:space="preserve">0 ≤ t ≤ 40</w:t>
       </w:r>
       <w:r>
-        <w:t xml:space="preserve">. No</w:t>
-      </w:r>
-      <w:r>
-        <w:t xml:space="preserve"> </w:t>
-      </w:r>
-      <w:r>
-        <w:t xml:space="preserve">dia 20, uma nova aplicação de</w:t>
+        <w:t xml:space="preserve">. No dia 20, uma nova aplicação de</w:t>
       </w:r>
       <w:r>
         <w:t xml:space="preserve"> </w:t>
@@ -69958,7 +70851,7 @@
         <w:rPr>
           <w:rStyle w:val="VerbatimChar"/>
         </w:rPr>
-        <w:t xml:space="preserve">C_novo(t)=50e^{−0,05(t−20)}</w:t>
+        <w:t xml:space="preserve">C_novo(t)=50e^{−(0,05 dia⁻¹)(t−20)}</w:t>
       </w:r>
       <w:r>
         <w:t xml:space="preserve"> </w:t>
@@ -69976,13 +70869,7 @@
         <w:t xml:space="preserve">20 ≤ t ≤ 40</w:t>
       </w:r>
       <w:r>
-        <w:t xml:space="preserve">.</w:t>
-      </w:r>
-      <w:r>
-        <w:t xml:space="preserve"> </w:t>
-      </w:r>
-      <w:r>
-        <w:t xml:space="preserve">Assim,</w:t>
+        <w:t xml:space="preserve">. Assim,</w:t>
       </w:r>
       <w:r>
         <w:t xml:space="preserve"> </w:t>
@@ -70039,13 +70926,7 @@
         <w:t xml:space="preserve">20 ≤ t ≤ 40</w:t>
       </w:r>
       <w:r>
-        <w:t xml:space="preserve">;</w:t>
-      </w:r>
-      <w:r>
-        <w:t xml:space="preserve"> </w:t>
-      </w:r>
-      <w:r>
-        <w:t xml:space="preserve">calcule a exposição total</w:t>
+        <w:t xml:space="preserve">; calcule a exposição total</w:t>
       </w:r>
       <w:r>
         <w:t xml:space="preserve"> </w:t>
@@ -73150,7 +74031,7 @@
         <w:t xml:space="preserve"> </w:t>
       </w:r>
       <w:r>
-        <w:t xml:space="preserve">e derivada, para separar valor, teto e taxa marginal.</w:t>
+        <w:t xml:space="preserve">e derivada, para separar assíntota, valor e taxa marginal.</w:t>
       </w:r>
     </w:p>
     <w:p>
@@ -73269,7 +74150,7 @@
         <w:t xml:space="preserve">90%</w:t>
       </w:r>
       <w:r>
-        <w:t xml:space="preserve">, metade do teto matemático de</w:t>
+        <w:t xml:space="preserve">, metade do limite matemático de</w:t>
       </w:r>
       <w:r>
         <w:t xml:space="preserve"> </w:t>
@@ -73281,13 +74162,46 @@
         <w:t xml:space="preserve">180%</w:t>
       </w:r>
       <w:r>
-        <w:t xml:space="preserve">; a taxa marginal é positiva, mas diminui com a dose. O</w:t>
-      </w:r>
-      <w:r>
-        <w:t xml:space="preserve"> </w:t>
-      </w:r>
-      <w:r>
-        <w:t xml:space="preserve">modelo não indica retorno crescente sem limite.</w:t>
+        <w:t xml:space="preserve">; a taxa marginal é positiva, mas diminui com a dose.</w:t>
+      </w:r>
+      <w:r>
+        <w:t xml:space="preserve"> </w:t>
+      </w:r>
+      <w:r>
+        <w:t xml:space="preserve">Neste modelo,</w:t>
+      </w:r>
+      <w:r>
+        <w:t xml:space="preserve"> </w:t>
+      </w:r>
+      <w:r>
+        <w:rPr>
+          <w:rStyle w:val="VerbatimChar"/>
+        </w:rPr>
+        <w:t xml:space="preserve">C(d)=180−7200/(d+40)&lt;180</w:t>
+      </w:r>
+      <w:r>
+        <w:t xml:space="preserve"> </w:t>
+      </w:r>
+      <w:r>
+        <w:t xml:space="preserve">para</w:t>
+      </w:r>
+      <w:r>
+        <w:t xml:space="preserve"> </w:t>
+      </w:r>
+      <w:r>
+        <w:rPr>
+          <w:rStyle w:val="VerbatimChar"/>
+        </w:rPr>
+        <w:t xml:space="preserve">d≥0</w:t>
+      </w:r>
+      <w:r>
+        <w:t xml:space="preserve">; isso vem da fórmula, não de uma regra geral para</w:t>
+      </w:r>
+      <w:r>
+        <w:t xml:space="preserve"> </w:t>
+      </w:r>
+      <w:r>
+        <w:t xml:space="preserve">assíntotas.</w:t>
       </w:r>
     </w:p>
     <w:p>
@@ -73315,19 +74229,7 @@
         <w:t xml:space="preserve"> </w:t>
       </w:r>
       <w:r>
-        <w:t xml:space="preserve">positiva e não ultrapassa o teto de</w:t>
-      </w:r>
-      <w:r>
-        <w:t xml:space="preserve"> </w:t>
-      </w:r>
-      <w:r>
-        <w:rPr>
-          <w:rStyle w:val="VerbatimChar"/>
-        </w:rPr>
-        <w:t xml:space="preserve">180%</w:t>
-      </w:r>
-      <w:r>
-        <w:t xml:space="preserve">; se</w:t>
+        <w:t xml:space="preserve">positiva e não ultrapassa 180% neste domínio. Se</w:t>
       </w:r>
       <w:r>
         <w:t xml:space="preserve"> </w:t>
@@ -73342,34 +74244,13 @@
         <w:t xml:space="preserve"> </w:t>
       </w:r>
       <w:r>
-        <w:t xml:space="preserve">representa cobertura física em</w:t>
-      </w:r>
-      <w:r>
-        <w:t xml:space="preserve"> </w:t>
-      </w:r>
-      <w:r>
-        <w:rPr>
-          <w:rStyle w:val="VerbatimChar"/>
-        </w:rPr>
-        <w:t xml:space="preserve">%</w:t>
-      </w:r>
-      <w:r>
-        <w:t xml:space="preserve">, o teto acima de</w:t>
-      </w:r>
-      <w:r>
-        <w:t xml:space="preserve"> </w:t>
-      </w:r>
-      <w:r>
-        <w:rPr>
-          <w:rStyle w:val="VerbatimChar"/>
-        </w:rPr>
-        <w:t xml:space="preserve">100%</w:t>
-      </w:r>
-      <w:r>
-        <w:t xml:space="preserve"> </w:t>
-      </w:r>
-      <w:r>
-        <w:t xml:space="preserve">é implausível e limita o uso do modelo.</w:t>
+        <w:t xml:space="preserve">representa cobertura física em %, o limite acima de 100% é implausível e</w:t>
+      </w:r>
+      <w:r>
+        <w:t xml:space="preserve"> </w:t>
+      </w:r>
+      <w:r>
+        <w:t xml:space="preserve">limita o uso do modelo.</w:t>
       </w:r>
     </w:p>
     <w:p>
@@ -73419,7 +74300,7 @@
         <w:t xml:space="preserve"> </w:t>
       </w:r>
       <w:r>
-        <w:t xml:space="preserve">o teto, coeficientes e unidades são</w:t>
+        <w:t xml:space="preserve">o limite, coeficientes e unidades são</w:t>
       </w:r>
       <w:r>
         <w:t xml:space="preserve"> </w:t>
@@ -74541,19 +75422,13 @@
         <w:rPr>
           <w:rStyle w:val="VerbatimChar"/>
         </w:rPr>
-        <w:t xml:space="preserve">R(t)=100e^{−0,08t}</w:t>
-      </w:r>
-      <w:r>
-        <w:t xml:space="preserve"> </w:t>
-      </w:r>
-      <w:r>
-        <w:t xml:space="preserve">mg/kg. No</w:t>
-      </w:r>
-      <w:r>
-        <w:t xml:space="preserve"> </w:t>
-      </w:r>
-      <w:r>
-        <w:t xml:space="preserve">dia 20, uma nova aplicação de</w:t>
+        <w:t xml:space="preserve">R(t)=100e^{−(0,08 dia⁻¹)t}</w:t>
+      </w:r>
+      <w:r>
+        <w:t xml:space="preserve"> </w:t>
+      </w:r>
+      <w:r>
+        <w:t xml:space="preserve">mg/kg. No dia 20, uma nova aplicação de</w:t>
       </w:r>
       <w:r>
         <w:t xml:space="preserve"> </w:t>
@@ -74577,16 +75452,16 @@
         <w:rPr>
           <w:rStyle w:val="VerbatimChar"/>
         </w:rPr>
-        <w:t xml:space="preserve">60e^{−0,08(t−20)}</w:t>
-      </w:r>
-      <w:r>
-        <w:t xml:space="preserve">. Modele o total antes e depois do dia 20</w:t>
-      </w:r>
-      <w:r>
-        <w:t xml:space="preserve"> </w:t>
-      </w:r>
-      <w:r>
-        <w:t xml:space="preserve">e verifique a mudança instantânea.</w:t>
+        <w:t xml:space="preserve">60e^{−(0,08 dia⁻¹)(t−20)}</w:t>
+      </w:r>
+      <w:r>
+        <w:t xml:space="preserve">. Modele o total antes e depois do</w:t>
+      </w:r>
+      <w:r>
+        <w:t xml:space="preserve"> </w:t>
+      </w:r>
+      <w:r>
+        <w:t xml:space="preserve">dia 20 e verifique a mudança instantânea.</w:t>
       </w:r>
     </w:p>
     <w:p>
